--- a/Publisher_Ready_Curriculum/01_Physics_East_Meadow_Refactor/01_Kinematics/06_Freefall/Teacher_Guide.docx
+++ b/Publisher_Ready_Curriculum/01_Physics_East_Meadow_Refactor/01_Kinematics/06_Freefall/Teacher_Guide.docx
@@ -2,7 +2,7 @@
 <file path=word/document.xml><?xml version="1.0" encoding="utf-8"?>
 <w:document xmlns:w="http://schemas.openxmlformats.org/wordprocessingml/2006/main" xmlns:m="http://schemas.openxmlformats.org/officeDocument/2006/math" xmlns:r="http://schemas.openxmlformats.org/officeDocument/2006/relationships" xmlns:o="urn:schemas-microsoft-com:office:office" xmlns:v="urn:schemas-microsoft-com:vml" xmlns:w10="urn:schemas-microsoft-com:office:word" xmlns:a="http://schemas.openxmlformats.org/drawingml/2006/main" xmlns:pic="http://schemas.openxmlformats.org/drawingml/2006/picture" xmlns:wp="http://schemas.openxmlformats.org/drawingml/2006/wordprocessingDrawing">
   <w:body>
-    <w:bookmarkStart w:id="30" w:name="freefall-teacher-guide"/>
+    <w:bookmarkStart w:id="43" w:name="freefall-teacher-guide"/>
     <w:p>
       <w:pPr>
         <w:pStyle w:val="Heading1"/>
@@ -42,6 +42,13 @@
       </w:r>
       <w:r>
         <w:t xml:space="preserve">Strategy chips: HOCHMAN</w:t>
+      </w:r>
+    </w:p>
+    <w:p>
+      <w:r>
+        <w:pict>
+          <v:rect style="width:0;height:1.5pt" o:hralign="center" o:hrstd="t" o:hr="t"/>
+        </w:pict>
       </w:r>
     </w:p>
     <w:bookmarkEnd w:id="9"/>
@@ -257,33 +264,315 @@
         <w:t xml:space="preserve">(No assessment curated for this row — teacher discretion. Exit ticket below serves as the formative check.)</w:t>
       </w:r>
     </w:p>
+    <w:p>
+      <w:r>
+        <w:pict>
+          <v:rect style="width:0;height:1.5pt" o:hralign="center" o:hrstd="t" o:hr="t"/>
+        </w:pict>
+      </w:r>
+    </w:p>
     <w:bookmarkEnd w:id="15"/>
     <w:bookmarkEnd w:id="16"/>
-    <w:bookmarkStart w:id="17" w:name="ccc-focus"/>
+    <w:bookmarkStart w:id="17" w:name="lesson-overview"/>
     <w:p>
       <w:pPr>
         <w:pStyle w:val="Heading2"/>
       </w:pPr>
       <w:r>
-        <w:t xml:space="preserve">CCC Focus</w:t>
+        <w:t xml:space="preserve">Lesson Overview</w:t>
       </w:r>
     </w:p>
+    <w:tbl>
+      <w:tblPr>
+        <w:tblStyle w:val="Table"/>
+        <w:tblW w:type="pct" w:w="5000"/>
+        <w:tblLayout w:type="fixed"/>
+        <w:tblLook w:firstRow="0" w:lastRow="0" w:firstColumn="0" w:lastColumn="0" w:noHBand="0" w:noVBand="0" w:val="0000"/>
+      </w:tblPr>
+      <w:tblGrid>
+        <w:gridCol w:w="3960"/>
+        <w:gridCol w:w="3960"/>
+      </w:tblGrid>
+      <w:tr>
+        <w:tc>
+          <w:tcPr/>
+          <w:p>
+            <w:pPr>
+              <w:pStyle w:val="Compact"/>
+            </w:pPr>
+            <w:r>
+              <w:rPr>
+                <w:b/>
+                <w:bCs/>
+              </w:rPr>
+              <w:t xml:space="preserve">Duration</w:t>
+            </w:r>
+          </w:p>
+        </w:tc>
+        <w:tc>
+          <w:tcPr/>
+          <w:p>
+            <w:pPr>
+              <w:pStyle w:val="Compact"/>
+            </w:pPr>
+            <w:r>
+              <w:t xml:space="preserve">42 minutes (1 period)</w:t>
+            </w:r>
+          </w:p>
+        </w:tc>
+      </w:tr>
+      <w:tr>
+        <w:tc>
+          <w:tcPr/>
+          <w:p>
+            <w:pPr>
+              <w:pStyle w:val="Compact"/>
+            </w:pPr>
+            <w:r>
+              <w:rPr>
+                <w:b/>
+                <w:bCs/>
+              </w:rPr>
+              <w:t xml:space="preserve">NYSSLS link</w:t>
+            </w:r>
+          </w:p>
+        </w:tc>
+        <w:tc>
+          <w:tcPr/>
+          <w:p>
+            <w:pPr>
+              <w:pStyle w:val="Compact"/>
+            </w:pPr>
+            <w:r>
+              <w:t xml:space="preserve">HS-PS2-1 (constant-acceleration special case); previews HS-PS2-4</w:t>
+            </w:r>
+          </w:p>
+        </w:tc>
+      </w:tr>
+      <w:tr>
+        <w:tc>
+          <w:tcPr/>
+          <w:p>
+            <w:pPr>
+              <w:pStyle w:val="Compact"/>
+            </w:pPr>
+            <w:r>
+              <w:rPr>
+                <w:b/>
+                <w:bCs/>
+              </w:rPr>
+              <w:t xml:space="preserve">CCC focus</w:t>
+            </w:r>
+          </w:p>
+        </w:tc>
+        <w:tc>
+          <w:tcPr/>
+          <w:p>
+            <w:pPr>
+              <w:pStyle w:val="Compact"/>
+            </w:pPr>
+            <w:r>
+              <w:t xml:space="preserve">Cause and Effect —</w:t>
+            </w:r>
+            <w:r>
+              <w:t xml:space="preserve"> </w:t>
+            </w:r>
+            <w:r>
+              <w:rPr>
+                <w:i/>
+                <w:iCs/>
+              </w:rPr>
+              <w:t xml:space="preserve">the cause</w:t>
+            </w:r>
+            <w:r>
+              <w:t xml:space="preserve"> </w:t>
+            </w:r>
+            <w:r>
+              <w:t xml:space="preserve">of freefall acceleration is gravity. The effect is the same constant acceleration (a = −g) on every object, regardless of mass —</w:t>
+            </w:r>
+            <w:r>
+              <w:t xml:space="preserve"> </w:t>
+            </w:r>
+            <w:r>
+              <w:rPr>
+                <w:i/>
+                <w:iCs/>
+              </w:rPr>
+              <w:t xml:space="preserve">as long as air resistance is negligible</w:t>
+            </w:r>
+            <w:r>
+              <w:t xml:space="preserve">.</w:t>
+            </w:r>
+          </w:p>
+        </w:tc>
+      </w:tr>
+      <w:tr>
+        <w:tc>
+          <w:tcPr/>
+          <w:p>
+            <w:pPr>
+              <w:pStyle w:val="Compact"/>
+            </w:pPr>
+            <w:r>
+              <w:rPr>
+                <w:b/>
+                <w:bCs/>
+              </w:rPr>
+              <w:t xml:space="preserve">Strategy chips</w:t>
+            </w:r>
+          </w:p>
+        </w:tc>
+        <w:tc>
+          <w:tcPr/>
+          <w:p>
+            <w:pPr>
+              <w:pStyle w:val="Compact"/>
+            </w:pPr>
+            <w:r>
+              <w:t xml:space="preserve">HOCHMAN (because/but/so refutation of the heavier-falls-faster misconception)</w:t>
+            </w:r>
+          </w:p>
+        </w:tc>
+      </w:tr>
+      <w:tr>
+        <w:tc>
+          <w:tcPr/>
+          <w:p>
+            <w:pPr>
+              <w:pStyle w:val="Compact"/>
+            </w:pPr>
+            <w:r>
+              <w:rPr>
+                <w:b/>
+                <w:bCs/>
+              </w:rPr>
+              <w:t xml:space="preserve">Materials</w:t>
+            </w:r>
+          </w:p>
+        </w:tc>
+        <w:tc>
+          <w:tcPr/>
+          <w:p>
+            <w:pPr>
+              <w:pStyle w:val="Compact"/>
+            </w:pPr>
+            <w:r>
+              <w:t xml:space="preserve">A textbook and a sheet of paper (for the classic same-mass / different-shape demo); a vacuum tube demo if available; printed Hochman</w:t>
+            </w:r>
+            <w:r>
+              <w:t xml:space="preserve"> </w:t>
+            </w:r>
+            <w:r>
+              <w:rPr>
+                <w:i/>
+                <w:iCs/>
+              </w:rPr>
+              <w:t xml:space="preserve">because/but/so</w:t>
+            </w:r>
+            <w:r>
+              <w:t xml:space="preserve"> </w:t>
+            </w:r>
+            <w:r>
+              <w:t xml:space="preserve">organizers (one per student); access to the interactive on devices.</w:t>
+            </w:r>
+          </w:p>
+        </w:tc>
+      </w:tr>
+      <w:tr>
+        <w:tc>
+          <w:tcPr/>
+          <w:p>
+            <w:pPr>
+              <w:pStyle w:val="Compact"/>
+            </w:pPr>
+            <w:r>
+              <w:rPr>
+                <w:b/>
+                <w:bCs/>
+              </w:rPr>
+              <w:t xml:space="preserve">Safety</w:t>
+            </w:r>
+          </w:p>
+        </w:tc>
+        <w:tc>
+          <w:tcPr/>
+          <w:p>
+            <w:pPr>
+              <w:pStyle w:val="Compact"/>
+            </w:pPr>
+            <w:r>
+              <w:t xml:space="preserve">None for the demo if dropped from waist height. If you do a stairwell drop, ensure no one is below.</w:t>
+            </w:r>
+          </w:p>
+        </w:tc>
+      </w:tr>
+      <w:tr>
+        <w:tc>
+          <w:tcPr/>
+          <w:p>
+            <w:pPr>
+              <w:pStyle w:val="Compact"/>
+            </w:pPr>
+            <w:r>
+              <w:rPr>
+                <w:b/>
+                <w:bCs/>
+              </w:rPr>
+              <w:t xml:space="preserve">Prior knowledge</w:t>
+            </w:r>
+          </w:p>
+        </w:tc>
+        <w:tc>
+          <w:tcPr/>
+          <w:p>
+            <w:pPr>
+              <w:pStyle w:val="Compact"/>
+            </w:pPr>
+            <w:r>
+              <w:t xml:space="preserve">Lessons 01–05 (vectors, distance/displacement, velocity, acceleration, motion graphs).</w:t>
+            </w:r>
+          </w:p>
+        </w:tc>
+      </w:tr>
+    </w:tbl>
     <w:p>
       <w:pPr>
-        <w:pStyle w:val="FirstParagraph"/>
+        <w:pStyle w:val="BodyText"/>
       </w:pPr>
       <w:r>
         <w:rPr>
           <w:b/>
           <w:bCs/>
         </w:rPr>
-        <w:t xml:space="preserve">Cause and Effect</w:t>
+        <w:t xml:space="preserve">Lesson objectives — students can:</w:t>
+      </w:r>
+    </w:p>
+    <w:p>
+      <w:pPr>
+        <w:pStyle w:val="Compact"/>
+        <w:numPr>
+          <w:ilvl w:val="0"/>
+          <w:numId w:val="1002"/>
+        </w:numPr>
+      </w:pPr>
+      <w:r>
+        <w:t xml:space="preserve">Explain why all objects in</w:t>
       </w:r>
       <w:r>
         <w:t xml:space="preserve"> </w:t>
       </w:r>
       <w:r>
-        <w:t xml:space="preserve">—</w:t>
+        <w:rPr>
+          <w:b/>
+          <w:bCs/>
+        </w:rPr>
+        <w:t xml:space="preserve">freefall</w:t>
+      </w:r>
+      <w:r>
+        <w:t xml:space="preserve"> </w:t>
+      </w:r>
+      <w:r>
+        <w:t xml:space="preserve">experience the same acceleration (g ≈ 9.8 m/s² downward) regardless of mass —</w:t>
       </w:r>
       <w:r>
         <w:t xml:space="preserve"> </w:t>
@@ -293,13 +582,34 @@
           <w:i/>
           <w:iCs/>
         </w:rPr>
-        <w:t xml:space="preserve">the cause</w:t>
-      </w:r>
-      <w:r>
-        <w:t xml:space="preserve"> </w:t>
-      </w:r>
-      <w:r>
-        <w:t xml:space="preserve">of freefall acceleration is gravity. The effect is the same constant acceleration (a = −g) on every object, regardless of mass —</w:t>
+        <w:t xml:space="preserve">when air resistance is negligible</w:t>
+      </w:r>
+      <w:r>
+        <w:t xml:space="preserve">.</w:t>
+      </w:r>
+    </w:p>
+    <w:p>
+      <w:pPr>
+        <w:pStyle w:val="Compact"/>
+        <w:numPr>
+          <w:ilvl w:val="0"/>
+          <w:numId w:val="1002"/>
+        </w:numPr>
+      </w:pPr>
+      <w:r>
+        <w:t xml:space="preserve">Calculate the velocity and the fallen distance of a freely falling object after a given time.</w:t>
+      </w:r>
+    </w:p>
+    <w:p>
+      <w:pPr>
+        <w:pStyle w:val="Compact"/>
+        <w:numPr>
+          <w:ilvl w:val="0"/>
+          <w:numId w:val="1002"/>
+        </w:numPr>
+      </w:pPr>
+      <w:r>
+        <w:t xml:space="preserve">Distinguish</w:t>
       </w:r>
       <w:r>
         <w:t xml:space="preserve"> </w:t>
@@ -309,14 +619,2137 @@
           <w:i/>
           <w:iCs/>
         </w:rPr>
-        <w:t xml:space="preserve">as long as air resistance is negligible</w:t>
-      </w:r>
-      <w:r>
-        <w:t xml:space="preserve">.</w:t>
+        <w:t xml:space="preserve">freefall</w:t>
+      </w:r>
+      <w:r>
+        <w:t xml:space="preserve"> </w:t>
+      </w:r>
+      <w:r>
+        <w:t xml:space="preserve">(gravity only) from real-world falling (gravity plus air resistance).</w:t>
+      </w:r>
+    </w:p>
+    <w:p>
+      <w:r>
+        <w:pict>
+          <v:rect style="width:0;height:1.5pt" o:hralign="center" o:hrstd="t" o:hr="t"/>
+        </w:pict>
       </w:r>
     </w:p>
     <w:bookmarkEnd w:id="17"/>
-    <w:bookmarkStart w:id="18" w:name="nyssls-observation-checklist-crosswalk"/>
+    <w:bookmarkStart w:id="22" w:name="phase-1-engage-0-12-min"/>
+    <w:p>
+      <w:pPr>
+        <w:pStyle w:val="Heading2"/>
+      </w:pPr>
+      <w:r>
+        <w:t xml:space="preserve">Phase 1 · Engage</w:t>
+      </w:r>
+      <w:r>
+        <w:t xml:space="preserve"> </w:t>
+      </w:r>
+      <w:r>
+        <w:rPr>
+          <w:i/>
+          <w:iCs/>
+        </w:rPr>
+        <w:t xml:space="preserve">(0 – 12 min)</w:t>
+      </w:r>
+    </w:p>
+    <w:bookmarkStart w:id="18" w:name="min-opening-connection-sel"/>
+    <w:p>
+      <w:pPr>
+        <w:pStyle w:val="Heading3"/>
+      </w:pPr>
+      <w:r>
+        <w:t xml:space="preserve">0–3 min · Opening Connection (SEL)</w:t>
+      </w:r>
+    </w:p>
+    <w:p>
+      <w:pPr>
+        <w:pStyle w:val="FirstParagraph"/>
+      </w:pPr>
+      <w:r>
+        <w:t xml:space="preserve">Quick check-in. 60–90 seconds.</w:t>
+      </w:r>
+    </w:p>
+    <w:bookmarkEnd w:id="18"/>
+    <w:bookmarkStart w:id="19" w:name="X148a8675272ec757e6eb1377a063be41403580f"/>
+    <w:p>
+      <w:pPr>
+        <w:pStyle w:val="Heading3"/>
+      </w:pPr>
+      <w:r>
+        <w:t xml:space="preserve">3–8 min · Phenomenon hook — Jumping from Space + textbook/paper drop</w:t>
+      </w:r>
+    </w:p>
+    <w:p>
+      <w:pPr>
+        <w:pStyle w:val="FirstParagraph"/>
+      </w:pPr>
+      <w:r>
+        <w:rPr>
+          <w:b/>
+          <w:bCs/>
+        </w:rPr>
+        <w:t xml:space="preserve">Teacher actions.</w:t>
+      </w:r>
+      <w:r>
+        <w:t xml:space="preserve"> </w:t>
+      </w:r>
+      <w:r>
+        <w:t xml:space="preserve">Play 1 minute of</w:t>
+      </w:r>
+      <w:r>
+        <w:t xml:space="preserve"> </w:t>
+      </w:r>
+      <w:hyperlink r:id="rId11">
+        <w:r>
+          <w:rPr>
+            <w:rStyle w:val="Hyperlink"/>
+          </w:rPr>
+          <w:t xml:space="preserve">Jumping from Space!</w:t>
+        </w:r>
+      </w:hyperlink>
+      <w:r>
+        <w:t xml:space="preserve">. Then, in the room: hold up a textbook and a flat sheet of paper. Drop them from the same height, simultaneously.</w:t>
+      </w:r>
+    </w:p>
+    <w:p>
+      <w:pPr>
+        <w:pStyle w:val="BodyText"/>
+      </w:pPr>
+      <w:r>
+        <w:rPr>
+          <w:b/>
+          <w:bCs/>
+        </w:rPr>
+        <w:t xml:space="preserve">Sample teacher language:</w:t>
+      </w:r>
+    </w:p>
+    <w:p>
+      <w:pPr>
+        <w:pStyle w:val="BlockText"/>
+      </w:pPr>
+      <w:r>
+        <w:t xml:space="preserve">“I’m going to drop these two things at the same time. Predict — which lands first? Why?”</w:t>
+      </w:r>
+    </w:p>
+    <w:p>
+      <w:pPr>
+        <w:pStyle w:val="FirstParagraph"/>
+      </w:pPr>
+      <w:r>
+        <w:t xml:space="preserve">Drop them. The textbook lands clearly first.</w:t>
+      </w:r>
+    </w:p>
+    <w:p>
+      <w:pPr>
+        <w:pStyle w:val="BlockText"/>
+      </w:pPr>
+      <w:r>
+        <w:t xml:space="preserve">“OK. Now I’m going to crumple the paper into a tight ball. Same height. Same instant. Predict again.”</w:t>
+      </w:r>
+    </w:p>
+    <w:p>
+      <w:pPr>
+        <w:pStyle w:val="FirstParagraph"/>
+      </w:pPr>
+      <w:r>
+        <w:t xml:space="preserve">Drop again. They land together (or very close).</w:t>
+      </w:r>
+    </w:p>
+    <w:p>
+      <w:pPr>
+        <w:pStyle w:val="BlockText"/>
+      </w:pPr>
+      <w:r>
+        <w:t xml:space="preserve">“Same paper. Same gravity. Different result. What changed?”</w:t>
+      </w:r>
+    </w:p>
+    <w:p>
+      <w:pPr>
+        <w:pStyle w:val="FirstParagraph"/>
+      </w:pPr>
+      <w:r>
+        <w:rPr>
+          <w:b/>
+          <w:bCs/>
+        </w:rPr>
+        <w:t xml:space="preserve">Anticipated student responses:</w:t>
+      </w:r>
+    </w:p>
+    <w:p>
+      <w:pPr>
+        <w:pStyle w:val="Compact"/>
+        <w:numPr>
+          <w:ilvl w:val="0"/>
+          <w:numId w:val="1003"/>
+        </w:numPr>
+      </w:pPr>
+      <w:r>
+        <w:t xml:space="preserve">“The paper has air resistance”</w:t>
+      </w:r>
+      <w:r>
+        <w:t xml:space="preserve"> </w:t>
+      </w:r>
+      <w:r>
+        <w:t xml:space="preserve">— yes, surface this immediately.</w:t>
+      </w:r>
+    </w:p>
+    <w:p>
+      <w:pPr>
+        <w:pStyle w:val="Compact"/>
+        <w:numPr>
+          <w:ilvl w:val="0"/>
+          <w:numId w:val="1003"/>
+        </w:numPr>
+      </w:pPr>
+      <w:r>
+        <w:t xml:space="preserve">“When you crumple it, the air doesn’t catch it as much”</w:t>
+      </w:r>
+      <w:r>
+        <w:t xml:space="preserve"> </w:t>
+      </w:r>
+      <w:r>
+        <w:t xml:space="preserve">— exactly.</w:t>
+      </w:r>
+    </w:p>
+    <w:p>
+      <w:pPr>
+        <w:pStyle w:val="Compact"/>
+        <w:numPr>
+          <w:ilvl w:val="0"/>
+          <w:numId w:val="1003"/>
+        </w:numPr>
+      </w:pPr>
+      <w:r>
+        <w:t xml:space="preserve">“Heavier things fall faster”</w:t>
+      </w:r>
+      <w:r>
+        <w:t xml:space="preserve"> </w:t>
+      </w:r>
+      <w:r>
+        <w:t xml:space="preserve">—</w:t>
+      </w:r>
+      <w:r>
+        <w:t xml:space="preserve"> </w:t>
+      </w:r>
+      <w:r>
+        <w:rPr>
+          <w:i/>
+          <w:iCs/>
+        </w:rPr>
+        <w:t xml:space="preserve">do not correct yet.</w:t>
+      </w:r>
+      <w:r>
+        <w:t xml:space="preserve"> </w:t>
+      </w:r>
+      <w:r>
+        <w:t xml:space="preserve">This is THE misconception we’re going to refute. Note it as the kernel claim for Phase 2’s Hochman work.</w:t>
+      </w:r>
+    </w:p>
+    <w:p>
+      <w:pPr>
+        <w:pStyle w:val="Compact"/>
+        <w:numPr>
+          <w:ilvl w:val="0"/>
+          <w:numId w:val="1003"/>
+        </w:numPr>
+      </w:pPr>
+      <w:r>
+        <w:t xml:space="preserve">“Gravity is the same on both”</w:t>
+      </w:r>
+      <w:r>
+        <w:t xml:space="preserve"> </w:t>
+      </w:r>
+      <w:r>
+        <w:t xml:space="preserve">— affirm; this is the productive insight.</w:t>
+      </w:r>
+    </w:p>
+    <w:bookmarkEnd w:id="19"/>
+    <w:bookmarkStart w:id="20" w:name="min-notice-wonder-turn-and-talk-1"/>
+    <w:p>
+      <w:pPr>
+        <w:pStyle w:val="Heading3"/>
+      </w:pPr>
+      <w:r>
+        <w:t xml:space="preserve">8–12 min · Notice &amp; Wonder + Turn-and-Talk #1</w:t>
+      </w:r>
+    </w:p>
+    <w:p>
+      <w:pPr>
+        <w:pStyle w:val="FirstParagraph"/>
+      </w:pPr>
+      <w:r>
+        <w:t xml:space="preserve">Capture two columns. Then:</w:t>
+      </w:r>
+    </w:p>
+    <w:p>
+      <w:pPr>
+        <w:pStyle w:val="BlockText"/>
+      </w:pPr>
+      <w:r>
+        <w:t xml:space="preserve">“Turn to your partner: which sentence do you believe right now —</w:t>
+      </w:r>
+      <w:r>
+        <w:t xml:space="preserve"> </w:t>
+      </w:r>
+      <w:r>
+        <w:t xml:space="preserve">‘heavier objects fall faster’</w:t>
+      </w:r>
+      <w:r>
+        <w:t xml:space="preserve"> </w:t>
+      </w:r>
+      <w:r>
+        <w:t xml:space="preserve">or</w:t>
+      </w:r>
+      <w:r>
+        <w:t xml:space="preserve"> </w:t>
+      </w:r>
+      <w:r>
+        <w:t xml:space="preserve">‘all objects fall at the same rate’</w:t>
+      </w:r>
+      <w:r>
+        <w:t xml:space="preserve">? Defend your answer.”</w:t>
+      </w:r>
+    </w:p>
+    <w:p>
+      <w:pPr>
+        <w:pStyle w:val="FirstParagraph"/>
+      </w:pPr>
+      <w:r>
+        <w:t xml:space="preserve">After 90 seconds, take 3–4 responses on each side. Don’t resolve. Frame the lesson:</w:t>
+      </w:r>
+    </w:p>
+    <w:p>
+      <w:pPr>
+        <w:pStyle w:val="BlockText"/>
+      </w:pPr>
+      <w:r>
+        <w:t xml:space="preserve">“We’re going to write the most precise sentence we can about how things fall. By the end of the lesson, every one of you will have a sentence that you’d defend in front of a physicist.”</w:t>
+      </w:r>
+    </w:p>
+    <w:bookmarkEnd w:id="20"/>
+    <w:bookmarkStart w:id="21" w:name="bridge-to-phase-2"/>
+    <w:p>
+      <w:pPr>
+        <w:pStyle w:val="Heading3"/>
+      </w:pPr>
+      <w:r>
+        <w:t xml:space="preserve">Bridge to Phase 2</w:t>
+      </w:r>
+    </w:p>
+    <w:p>
+      <w:pPr>
+        <w:pStyle w:val="FirstParagraph"/>
+      </w:pPr>
+      <w:r>
+        <w:t xml:space="preserve">By end of Phase 1, every student writes the kernel claim in their notebook:</w:t>
+      </w:r>
+      <w:r>
+        <w:t xml:space="preserve"> </w:t>
+      </w:r>
+      <w:r>
+        <w:rPr>
+          <w:i/>
+          <w:iCs/>
+        </w:rPr>
+        <w:t xml:space="preserve">“Heavier objects fall faster than lighter ones.”</w:t>
+      </w:r>
+      <w:r>
+        <w:t xml:space="preserve"> </w:t>
+      </w:r>
+      <w:r>
+        <w:t xml:space="preserve">This is the seed for the Hochman because/but/so work.</w:t>
+      </w:r>
+    </w:p>
+    <w:p>
+      <w:r>
+        <w:pict>
+          <v:rect style="width:0;height:1.5pt" o:hralign="center" o:hrstd="t" o:hr="t"/>
+        </w:pict>
+      </w:r>
+    </w:p>
+    <w:bookmarkEnd w:id="21"/>
+    <w:bookmarkEnd w:id="22"/>
+    <w:bookmarkStart w:id="27" w:name="phase-2-explore-12-32-min"/>
+    <w:p>
+      <w:pPr>
+        <w:pStyle w:val="Heading2"/>
+      </w:pPr>
+      <w:r>
+        <w:t xml:space="preserve">Phase 2 · Explore</w:t>
+      </w:r>
+      <w:r>
+        <w:t xml:space="preserve"> </w:t>
+      </w:r>
+      <w:r>
+        <w:rPr>
+          <w:i/>
+          <w:iCs/>
+        </w:rPr>
+        <w:t xml:space="preserve">(12 – 32 min)</w:t>
+      </w:r>
+    </w:p>
+    <w:bookmarkStart w:id="23" w:name="min-initial-model-silent-individual"/>
+    <w:p>
+      <w:pPr>
+        <w:pStyle w:val="Heading3"/>
+      </w:pPr>
+      <w:r>
+        <w:t xml:space="preserve">12–17 min · Initial Model (silent / individual)</w:t>
+      </w:r>
+    </w:p>
+    <w:p>
+      <w:pPr>
+        <w:pStyle w:val="FirstParagraph"/>
+      </w:pPr>
+      <w:r>
+        <w:t xml:space="preserve">Specific prompt on the board:</w:t>
+      </w:r>
+    </w:p>
+    <w:p>
+      <w:pPr>
+        <w:pStyle w:val="BlockText"/>
+      </w:pPr>
+      <w:r>
+        <w:rPr>
+          <w:i/>
+          <w:iCs/>
+        </w:rPr>
+        <w:t xml:space="preserve">“Sketch v-t graphs for a falling rock and a falling feather, both released from rest, in air. Are they the same shape?”</w:t>
+      </w:r>
+    </w:p>
+    <w:p>
+      <w:pPr>
+        <w:pStyle w:val="FirstParagraph"/>
+      </w:pPr>
+      <w:r>
+        <w:t xml:space="preserve">Most students draw two different curves. Some draw two identical lines. Both are productive starting points. Surface neither as right or wrong yet.</w:t>
+      </w:r>
+    </w:p>
+    <w:bookmarkEnd w:id="23"/>
+    <w:bookmarkStart w:id="25" w:name="Xbfc7057281c5a71ab2df64458c4e4b9cea6f706"/>
+    <w:p>
+      <w:pPr>
+        <w:pStyle w:val="Heading3"/>
+      </w:pPr>
+      <w:r>
+        <w:t xml:space="preserve">17–32 min · Investigation — interactive drop + Hochman because/but/so</w:t>
+      </w:r>
+    </w:p>
+    <w:p>
+      <w:pPr>
+        <w:pStyle w:val="FirstParagraph"/>
+      </w:pPr>
+      <w:r>
+        <w:t xml:space="preserve">Distribute the printed Hochman</w:t>
+      </w:r>
+      <w:r>
+        <w:t xml:space="preserve"> </w:t>
+      </w:r>
+      <w:r>
+        <w:rPr>
+          <w:i/>
+          <w:iCs/>
+        </w:rPr>
+        <w:t xml:space="preserve">because/but/so</w:t>
+      </w:r>
+      <w:r>
+        <w:t xml:space="preserve"> </w:t>
+      </w:r>
+      <w:r>
+        <w:t xml:space="preserve">organizer. Then students open the</w:t>
+      </w:r>
+      <w:r>
+        <w:t xml:space="preserve"> </w:t>
+      </w:r>
+      <w:hyperlink r:id="rId24">
+        <w:r>
+          <w:rPr>
+            <w:rStyle w:val="Hyperlink"/>
+          </w:rPr>
+          <w:t xml:space="preserve">interactive freefall race</w:t>
+        </w:r>
+      </w:hyperlink>
+      <w:r>
+        <w:t xml:space="preserve">. They drop the rock and the feather side-by-side, with air resistance toggled ON, then OFF.</w:t>
+      </w:r>
+    </w:p>
+    <w:p>
+      <w:pPr>
+        <w:pStyle w:val="BodyText"/>
+      </w:pPr>
+      <w:r>
+        <w:t xml:space="preserve">Walk the class through the</w:t>
+      </w:r>
+      <w:r>
+        <w:t xml:space="preserve"> </w:t>
+      </w:r>
+      <w:r>
+        <w:rPr>
+          <w:b/>
+          <w:bCs/>
+        </w:rPr>
+        <w:t xml:space="preserve">Hochman expansion of the misconception</w:t>
+      </w:r>
+      <w:r>
+        <w:t xml:space="preserve">:</w:t>
+      </w:r>
+    </w:p>
+    <w:p>
+      <w:pPr>
+        <w:pStyle w:val="BodyText"/>
+      </w:pPr>
+      <w:r>
+        <w:t xml:space="preserve">The kernel claim (already in students’ notebooks):</w:t>
+      </w:r>
+      <w:r>
+        <w:t xml:space="preserve"> </w:t>
+      </w:r>
+      <w:r>
+        <w:rPr>
+          <w:i/>
+          <w:iCs/>
+        </w:rPr>
+        <w:t xml:space="preserve">“Heavier objects fall faster than lighter ones.”</w:t>
+      </w:r>
+    </w:p>
+    <w:p>
+      <w:pPr>
+        <w:pStyle w:val="BodyText"/>
+      </w:pPr>
+      <w:r>
+        <w:t xml:space="preserve">Step 1 —</w:t>
+      </w:r>
+      <w:r>
+        <w:t xml:space="preserve"> </w:t>
+      </w:r>
+      <w:r>
+        <w:rPr>
+          <w:b/>
+          <w:bCs/>
+        </w:rPr>
+        <w:t xml:space="preserve">the</w:t>
+      </w:r>
+      <w:r>
+        <w:rPr>
+          <w:b/>
+          <w:bCs/>
+        </w:rPr>
+        <w:t xml:space="preserve"> </w:t>
+      </w:r>
+      <w:r>
+        <w:rPr>
+          <w:b/>
+          <w:bCs/>
+          <w:i/>
+          <w:iCs/>
+        </w:rPr>
+        <w:t xml:space="preserve">because</w:t>
+      </w:r>
+      <w:r>
+        <w:rPr>
+          <w:b/>
+          <w:bCs/>
+        </w:rPr>
+        <w:t xml:space="preserve"> </w:t>
+      </w:r>
+      <w:r>
+        <w:rPr>
+          <w:b/>
+          <w:bCs/>
+        </w:rPr>
+        <w:t xml:space="preserve">clause.</w:t>
+      </w:r>
+      <w:r>
+        <w:t xml:space="preserve"> </w:t>
+      </w:r>
+      <w:r>
+        <w:t xml:space="preserve">Students fill in:</w:t>
+      </w:r>
+    </w:p>
+    <w:p>
+      <w:pPr>
+        <w:pStyle w:val="BlockText"/>
+      </w:pPr>
+      <w:r>
+        <w:t xml:space="preserve">“Heavier objects fall faster than lighter ones,</w:t>
+      </w:r>
+      <w:r>
+        <w:t xml:space="preserve"> </w:t>
+      </w:r>
+      <w:r>
+        <w:rPr>
+          <w:i/>
+          <w:iCs/>
+        </w:rPr>
+        <w:t xml:space="preserve">because</w:t>
+      </w:r>
+      <w:r>
+        <w:t xml:space="preserve"> </w:t>
+      </w:r>
+      <w:r>
+        <w:t xml:space="preserve">___.”</w:t>
+      </w:r>
+    </w:p>
+    <w:p>
+      <w:pPr>
+        <w:pStyle w:val="FirstParagraph"/>
+      </w:pPr>
+      <w:r>
+        <w:t xml:space="preserve">Anticipated student responses:</w:t>
+      </w:r>
+      <w:r>
+        <w:t xml:space="preserve"> </w:t>
+      </w:r>
+      <w:r>
+        <w:t xml:space="preserve">“they have more weight,”</w:t>
+      </w:r>
+      <w:r>
+        <w:t xml:space="preserve"> </w:t>
+      </w:r>
+      <w:r>
+        <w:t xml:space="preserve">“gravity pulls them harder,”</w:t>
+      </w:r>
+      <w:r>
+        <w:t xml:space="preserve"> </w:t>
+      </w:r>
+      <w:r>
+        <w:t xml:space="preserve">“more mass means more force.”</w:t>
+      </w:r>
+      <w:r>
+        <w:t xml:space="preserve"> </w:t>
+      </w:r>
+      <w:r>
+        <w:t xml:space="preserve">All three are real student thinking; capture a few on the board.</w:t>
+      </w:r>
+    </w:p>
+    <w:p>
+      <w:pPr>
+        <w:pStyle w:val="BodyText"/>
+      </w:pPr>
+      <w:r>
+        <w:t xml:space="preserve">Step 2 —</w:t>
+      </w:r>
+      <w:r>
+        <w:t xml:space="preserve"> </w:t>
+      </w:r>
+      <w:r>
+        <w:rPr>
+          <w:b/>
+          <w:bCs/>
+        </w:rPr>
+        <w:t xml:space="preserve">the</w:t>
+      </w:r>
+      <w:r>
+        <w:rPr>
+          <w:b/>
+          <w:bCs/>
+        </w:rPr>
+        <w:t xml:space="preserve"> </w:t>
+      </w:r>
+      <w:r>
+        <w:rPr>
+          <w:b/>
+          <w:bCs/>
+          <w:i/>
+          <w:iCs/>
+        </w:rPr>
+        <w:t xml:space="preserve">but</w:t>
+      </w:r>
+      <w:r>
+        <w:rPr>
+          <w:b/>
+          <w:bCs/>
+        </w:rPr>
+        <w:t xml:space="preserve"> </w:t>
+      </w:r>
+      <w:r>
+        <w:rPr>
+          <w:b/>
+          <w:bCs/>
+        </w:rPr>
+        <w:t xml:space="preserve">clause.</w:t>
+      </w:r>
+      <w:r>
+        <w:t xml:space="preserve"> </w:t>
+      </w:r>
+      <w:r>
+        <w:t xml:space="preserve">Students fill in:</w:t>
+      </w:r>
+    </w:p>
+    <w:p>
+      <w:pPr>
+        <w:pStyle w:val="BlockText"/>
+      </w:pPr>
+      <w:r>
+        <w:t xml:space="preserve">“…</w:t>
+      </w:r>
+      <w:r>
+        <w:t xml:space="preserve"> </w:t>
+      </w:r>
+      <w:r>
+        <w:rPr>
+          <w:i/>
+          <w:iCs/>
+        </w:rPr>
+        <w:t xml:space="preserve">but</w:t>
+      </w:r>
+      <w:r>
+        <w:t xml:space="preserve"> </w:t>
+      </w:r>
+      <w:r>
+        <w:t xml:space="preserve">___.”</w:t>
+      </w:r>
+    </w:p>
+    <w:p>
+      <w:pPr>
+        <w:pStyle w:val="FirstParagraph"/>
+      </w:pPr>
+      <w:r>
+        <w:t xml:space="preserve">Anticipated responses:</w:t>
+      </w:r>
+      <w:r>
+        <w:t xml:space="preserve"> </w:t>
+      </w:r>
+      <w:r>
+        <w:t xml:space="preserve">“in a vacuum, all objects fall at the same rate,”</w:t>
+      </w:r>
+      <w:r>
+        <w:t xml:space="preserve"> </w:t>
+      </w:r>
+      <w:r>
+        <w:t xml:space="preserve">“the textbook and crumpled paper land together,”</w:t>
+      </w:r>
+      <w:r>
+        <w:t xml:space="preserve"> </w:t>
+      </w:r>
+      <w:r>
+        <w:t xml:space="preserve">“I just saw it happen.”</w:t>
+      </w:r>
+    </w:p>
+    <w:p>
+      <w:pPr>
+        <w:pStyle w:val="BodyText"/>
+      </w:pPr>
+      <w:r>
+        <w:t xml:space="preserve">Step 3 —</w:t>
+      </w:r>
+      <w:r>
+        <w:t xml:space="preserve"> </w:t>
+      </w:r>
+      <w:r>
+        <w:rPr>
+          <w:b/>
+          <w:bCs/>
+        </w:rPr>
+        <w:t xml:space="preserve">the</w:t>
+      </w:r>
+      <w:r>
+        <w:rPr>
+          <w:b/>
+          <w:bCs/>
+        </w:rPr>
+        <w:t xml:space="preserve"> </w:t>
+      </w:r>
+      <w:r>
+        <w:rPr>
+          <w:b/>
+          <w:bCs/>
+          <w:i/>
+          <w:iCs/>
+        </w:rPr>
+        <w:t xml:space="preserve">so</w:t>
+      </w:r>
+      <w:r>
+        <w:rPr>
+          <w:b/>
+          <w:bCs/>
+        </w:rPr>
+        <w:t xml:space="preserve"> </w:t>
+      </w:r>
+      <w:r>
+        <w:rPr>
+          <w:b/>
+          <w:bCs/>
+        </w:rPr>
+        <w:t xml:space="preserve">clause.</w:t>
+      </w:r>
+      <w:r>
+        <w:t xml:space="preserve"> </w:t>
+      </w:r>
+      <w:r>
+        <w:t xml:space="preserve">Students fill in:</w:t>
+      </w:r>
+    </w:p>
+    <w:p>
+      <w:pPr>
+        <w:pStyle w:val="BlockText"/>
+      </w:pPr>
+      <w:r>
+        <w:t xml:space="preserve">“…</w:t>
+      </w:r>
+      <w:r>
+        <w:t xml:space="preserve"> </w:t>
+      </w:r>
+      <w:r>
+        <w:rPr>
+          <w:i/>
+          <w:iCs/>
+        </w:rPr>
+        <w:t xml:space="preserve">so</w:t>
+      </w:r>
+      <w:r>
+        <w:t xml:space="preserve"> </w:t>
+      </w:r>
+      <w:r>
+        <w:t xml:space="preserve">___.”</w:t>
+      </w:r>
+    </w:p>
+    <w:p>
+      <w:pPr>
+        <w:pStyle w:val="FirstParagraph"/>
+      </w:pPr>
+      <w:r>
+        <w:t xml:space="preserve">Anticipated responses:</w:t>
+      </w:r>
+      <w:r>
+        <w:t xml:space="preserve"> </w:t>
+      </w:r>
+      <w:r>
+        <w:t xml:space="preserve">“the apparent difference is caused by air resistance, not gravity,”</w:t>
+      </w:r>
+      <w:r>
+        <w:t xml:space="preserve"> </w:t>
+      </w:r>
+      <w:r>
+        <w:t xml:space="preserve">“true freefall depends on g alone, not mass,”</w:t>
+      </w:r>
+      <w:r>
+        <w:t xml:space="preserve"> </w:t>
+      </w:r>
+      <w:r>
+        <w:t xml:space="preserve">“without air, mass doesn’t matter.”</w:t>
+      </w:r>
+    </w:p>
+    <w:p>
+      <w:pPr>
+        <w:pStyle w:val="BodyText"/>
+      </w:pPr>
+      <w:r>
+        <w:t xml:space="preserve">The full corrected sentence, read aloud at the end:</w:t>
+      </w:r>
+    </w:p>
+    <w:p>
+      <w:pPr>
+        <w:pStyle w:val="BlockText"/>
+      </w:pPr>
+      <w:r>
+        <w:t xml:space="preserve">“</w:t>
+      </w:r>
+      <w:r>
+        <w:rPr>
+          <w:i/>
+          <w:iCs/>
+        </w:rPr>
+        <w:t xml:space="preserve">Heavier objects fall faster than lighter ones because they have more weight pulling them down, but in a vacuum (or with negligible air resistance) the textbook and the crumpled paper land at the same time, so the apparent difference is caused by air resistance, not by gravity itself — every object freely falls with the same acceleration g ≈ 9.8 m/s².</w:t>
+      </w:r>
+      <w:r>
+        <w:t xml:space="preserve">”</w:t>
+      </w:r>
+    </w:p>
+    <w:p>
+      <w:pPr>
+        <w:pStyle w:val="FirstParagraph"/>
+      </w:pPr>
+      <w:r>
+        <w:rPr>
+          <w:b/>
+          <w:bCs/>
+        </w:rPr>
+        <w:t xml:space="preserve">Sample teacher facilitation language during the work:</w:t>
+      </w:r>
+    </w:p>
+    <w:p>
+      <w:pPr>
+        <w:pStyle w:val="BlockText"/>
+      </w:pPr>
+      <w:r>
+        <w:t xml:space="preserve">“Read your</w:t>
+      </w:r>
+      <w:r>
+        <w:t xml:space="preserve"> </w:t>
+      </w:r>
+      <w:r>
+        <w:rPr>
+          <w:i/>
+          <w:iCs/>
+        </w:rPr>
+        <w:t xml:space="preserve">because</w:t>
+      </w:r>
+      <w:r>
+        <w:t xml:space="preserve"> </w:t>
+      </w:r>
+      <w:r>
+        <w:t xml:space="preserve">clause out loud. Does it sound like something a physicist would write — or something an everyday person would say? Both are OK; we’re going to refute it next.”</w:t>
+      </w:r>
+    </w:p>
+    <w:p>
+      <w:pPr>
+        <w:pStyle w:val="BlockText"/>
+      </w:pPr>
+      <w:r>
+        <w:t xml:space="preserve">“Your</w:t>
+      </w:r>
+      <w:r>
+        <w:t xml:space="preserve"> </w:t>
+      </w:r>
+      <w:r>
+        <w:rPr>
+          <w:i/>
+          <w:iCs/>
+        </w:rPr>
+        <w:t xml:space="preserve">but</w:t>
+      </w:r>
+      <w:r>
+        <w:t xml:space="preserve"> </w:t>
+      </w:r>
+      <w:r>
+        <w:t xml:space="preserve">clause needs evidence. What evidence did you see in the simulator?”</w:t>
+      </w:r>
+    </w:p>
+    <w:bookmarkEnd w:id="25"/>
+    <w:bookmarkStart w:id="26" w:name="teacher-facilitation-during-explore"/>
+    <w:p>
+      <w:pPr>
+        <w:pStyle w:val="Heading3"/>
+      </w:pPr>
+      <w:r>
+        <w:t xml:space="preserve">Teacher facilitation during Explore</w:t>
+      </w:r>
+    </w:p>
+    <w:p>
+      <w:pPr>
+        <w:pStyle w:val="Compact"/>
+        <w:numPr>
+          <w:ilvl w:val="0"/>
+          <w:numId w:val="1004"/>
+        </w:numPr>
+      </w:pPr>
+      <w:r>
+        <w:rPr>
+          <w:b/>
+          <w:bCs/>
+        </w:rPr>
+        <w:t xml:space="preserve">What to look for</w:t>
+      </w:r>
+      <w:r>
+        <w:t xml:space="preserve"> </w:t>
+      </w:r>
+      <w:r>
+        <w:t xml:space="preserve">— students who write a</w:t>
+      </w:r>
+      <w:r>
+        <w:t xml:space="preserve"> </w:t>
+      </w:r>
+      <w:r>
+        <w:rPr>
+          <w:i/>
+          <w:iCs/>
+        </w:rPr>
+        <w:t xml:space="preserve">but</w:t>
+      </w:r>
+      <w:r>
+        <w:t xml:space="preserve"> </w:t>
+      </w:r>
+      <w:r>
+        <w:t xml:space="preserve">clause that genuinely contradicts their</w:t>
+      </w:r>
+      <w:r>
+        <w:t xml:space="preserve"> </w:t>
+      </w:r>
+      <w:r>
+        <w:rPr>
+          <w:i/>
+          <w:iCs/>
+        </w:rPr>
+        <w:t xml:space="preserve">because</w:t>
+      </w:r>
+      <w:r>
+        <w:t xml:space="preserve"> </w:t>
+      </w:r>
+      <w:r>
+        <w:t xml:space="preserve">clause. The strategy depends on the contradiction being real, not papered-over.</w:t>
+      </w:r>
+    </w:p>
+    <w:p>
+      <w:pPr>
+        <w:pStyle w:val="Compact"/>
+        <w:numPr>
+          <w:ilvl w:val="0"/>
+          <w:numId w:val="1004"/>
+        </w:numPr>
+      </w:pPr>
+      <w:r>
+        <w:rPr>
+          <w:b/>
+          <w:bCs/>
+        </w:rPr>
+        <w:t xml:space="preserve">What to resist</w:t>
+      </w:r>
+      <w:r>
+        <w:t xml:space="preserve"> </w:t>
+      </w:r>
+      <w:r>
+        <w:t xml:space="preserve">— don’t tell students the answer to the</w:t>
+      </w:r>
+      <w:r>
+        <w:t xml:space="preserve"> </w:t>
+      </w:r>
+      <w:r>
+        <w:rPr>
+          <w:i/>
+          <w:iCs/>
+        </w:rPr>
+        <w:t xml:space="preserve">so</w:t>
+      </w:r>
+      <w:r>
+        <w:t xml:space="preserve"> </w:t>
+      </w:r>
+      <w:r>
+        <w:t xml:space="preserve">clause. The whole point of because/but/so is that the student arrives at the corrected conclusion themselves.</w:t>
+      </w:r>
+    </w:p>
+    <w:p>
+      <w:pPr>
+        <w:pStyle w:val="Compact"/>
+        <w:numPr>
+          <w:ilvl w:val="0"/>
+          <w:numId w:val="1004"/>
+        </w:numPr>
+      </w:pPr>
+      <w:r>
+        <w:rPr>
+          <w:b/>
+          <w:bCs/>
+        </w:rPr>
+        <w:t xml:space="preserve">What to redirect</w:t>
+      </w:r>
+      <w:r>
+        <w:t xml:space="preserve"> </w:t>
+      </w:r>
+      <w:r>
+        <w:t xml:space="preserve">— students who are stuck on</w:t>
+      </w:r>
+      <w:r>
+        <w:t xml:space="preserve"> </w:t>
+      </w:r>
+      <w:r>
+        <w:rPr>
+          <w:i/>
+          <w:iCs/>
+        </w:rPr>
+        <w:t xml:space="preserve">but</w:t>
+      </w:r>
+      <w:r>
+        <w:t xml:space="preserve"> </w:t>
+      </w:r>
+      <w:r>
+        <w:t xml:space="preserve">often need:</w:t>
+      </w:r>
+      <w:r>
+        <w:t xml:space="preserve"> </w:t>
+      </w:r>
+      <w:r>
+        <w:t xml:space="preserve">“Toggle air resistance OFF in the simulator. What happens to the feather?”</w:t>
+      </w:r>
+    </w:p>
+    <w:p>
+      <w:r>
+        <w:pict>
+          <v:rect style="width:0;height:1.5pt" o:hralign="center" o:hrstd="t" o:hr="t"/>
+        </w:pict>
+      </w:r>
+    </w:p>
+    <w:bookmarkEnd w:id="26"/>
+    <w:bookmarkEnd w:id="27"/>
+    <w:bookmarkStart w:id="31" w:name="phase-3-explain-32-37-min"/>
+    <w:p>
+      <w:pPr>
+        <w:pStyle w:val="Heading2"/>
+      </w:pPr>
+      <w:r>
+        <w:t xml:space="preserve">Phase 3 · Explain</w:t>
+      </w:r>
+      <w:r>
+        <w:t xml:space="preserve"> </w:t>
+      </w:r>
+      <w:r>
+        <w:rPr>
+          <w:i/>
+          <w:iCs/>
+        </w:rPr>
+        <w:t xml:space="preserve">(32 – 37 min)</w:t>
+      </w:r>
+    </w:p>
+    <w:bookmarkStart w:id="28" w:name="min-turn-and-talk-2-class-consensus"/>
+    <w:p>
+      <w:pPr>
+        <w:pStyle w:val="Heading3"/>
+      </w:pPr>
+      <w:r>
+        <w:t xml:space="preserve">32–35 min · Turn-and-Talk #2 + class consensus</w:t>
+      </w:r>
+    </w:p>
+    <w:p>
+      <w:pPr>
+        <w:pStyle w:val="FirstParagraph"/>
+      </w:pPr>
+      <w:r>
+        <w:t xml:space="preserve">Pick three student sentences (one from each because/but/so step). Read them aloud. Ask:</w:t>
+      </w:r>
+    </w:p>
+    <w:p>
+      <w:pPr>
+        <w:pStyle w:val="BlockText"/>
+      </w:pPr>
+      <w:r>
+        <w:t xml:space="preserve">“Which of these versions would convince a peer who has never been to physics class? Why?”</w:t>
+      </w:r>
+    </w:p>
+    <w:p>
+      <w:pPr>
+        <w:pStyle w:val="FirstParagraph"/>
+      </w:pPr>
+      <w:r>
+        <w:t xml:space="preserve">Take volunteers. The target consensus statement:</w:t>
+      </w:r>
+    </w:p>
+    <w:p>
+      <w:pPr>
+        <w:pStyle w:val="BlockText"/>
+      </w:pPr>
+      <w:r>
+        <w:t xml:space="preserve">“</w:t>
+      </w:r>
+      <w:r>
+        <w:rPr>
+          <w:b/>
+          <w:bCs/>
+        </w:rPr>
+        <w:t xml:space="preserve">Freefall</w:t>
+      </w:r>
+      <w:r>
+        <w:t xml:space="preserve"> </w:t>
+      </w:r>
+      <w:r>
+        <w:t xml:space="preserve">is motion under the influence of gravity alone — no air resistance. In freefall, all objects accelerate at g ≈ 9.8 m/s² downward, regardless of mass. The reason a feather falls slower in air than a rock is</w:t>
+      </w:r>
+      <w:r>
+        <w:t xml:space="preserve"> </w:t>
+      </w:r>
+      <w:r>
+        <w:rPr>
+          <w:b/>
+          <w:bCs/>
+        </w:rPr>
+        <w:t xml:space="preserve">air resistance</w:t>
+      </w:r>
+      <w:r>
+        <w:t xml:space="preserve">, not gravity. When air resistance balances gravity, the object reaches</w:t>
+      </w:r>
+      <w:r>
+        <w:t xml:space="preserve"> </w:t>
+      </w:r>
+      <w:r>
+        <w:rPr>
+          <w:b/>
+          <w:bCs/>
+        </w:rPr>
+        <w:t xml:space="preserve">terminal velocity</w:t>
+      </w:r>
+      <w:r>
+        <w:t xml:space="preserve">.”</w:t>
+      </w:r>
+    </w:p>
+    <w:bookmarkEnd w:id="28"/>
+    <w:bookmarkStart w:id="29" w:name="min-vocabulary-introduction-3-terms"/>
+    <w:p>
+      <w:pPr>
+        <w:pStyle w:val="Heading3"/>
+      </w:pPr>
+      <w:r>
+        <w:t xml:space="preserve">35–37 min · Vocabulary introduction (≤ 3 terms)</w:t>
+      </w:r>
+    </w:p>
+    <w:p>
+      <w:pPr>
+        <w:pStyle w:val="FirstParagraph"/>
+      </w:pPr>
+      <w:r>
+        <w:rPr>
+          <w:b/>
+          <w:bCs/>
+        </w:rPr>
+        <w:t xml:space="preserve">Sample teacher language:</w:t>
+      </w:r>
+    </w:p>
+    <w:p>
+      <w:pPr>
+        <w:pStyle w:val="BlockText"/>
+      </w:pPr>
+      <w:r>
+        <w:t xml:space="preserve">“</w:t>
+      </w:r>
+      <w:r>
+        <w:rPr>
+          <w:b/>
+          <w:bCs/>
+        </w:rPr>
+        <w:t xml:space="preserve">Freefall</w:t>
+      </w:r>
+      <w:r>
+        <w:t xml:space="preserve"> </w:t>
+      </w:r>
+      <w:r>
+        <w:t xml:space="preserve">— only gravity acts. Mass doesn’t matter; acceleration is g.</w:t>
+      </w:r>
+      <w:r>
+        <w:t xml:space="preserve"> </w:t>
+      </w:r>
+      <w:r>
+        <w:rPr>
+          <w:b/>
+          <w:bCs/>
+        </w:rPr>
+        <w:t xml:space="preserve">g</w:t>
+      </w:r>
+      <w:r>
+        <w:t xml:space="preserve"> </w:t>
+      </w:r>
+      <w:r>
+        <w:t xml:space="preserve">— Earth-surface acceleration ≈ 9.8 m/s² downward.</w:t>
+      </w:r>
+      <w:r>
+        <w:t xml:space="preserve"> </w:t>
+      </w:r>
+      <w:r>
+        <w:rPr>
+          <w:b/>
+          <w:bCs/>
+        </w:rPr>
+        <w:t xml:space="preserve">Terminal velocity</w:t>
+      </w:r>
+      <w:r>
+        <w:t xml:space="preserve"> </w:t>
+      </w:r>
+      <w:r>
+        <w:t xml:space="preserve">— when air resistance equals gravity, the object stops accelerating and reaches a maximum steady speed. In freefall, terminal velocity doesn’t apply; that’s the air-resistance regime.”</w:t>
+      </w:r>
+    </w:p>
+    <w:bookmarkEnd w:id="29"/>
+    <w:bookmarkStart w:id="30" w:name="discussion-prompts-to-deploy-here"/>
+    <w:p>
+      <w:pPr>
+        <w:pStyle w:val="Heading3"/>
+      </w:pPr>
+      <w:r>
+        <w:t xml:space="preserve">Discussion prompts to deploy here</w:t>
+      </w:r>
+    </w:p>
+    <w:p>
+      <w:pPr>
+        <w:pStyle w:val="Compact"/>
+        <w:numPr>
+          <w:ilvl w:val="0"/>
+          <w:numId w:val="1005"/>
+        </w:numPr>
+      </w:pPr>
+      <w:r>
+        <w:t xml:space="preserve">“If you drop a textbook and a flat sheet of paper at the same time, which hits first? What if you crumple the paper into a ball?”</w:t>
+      </w:r>
+    </w:p>
+    <w:p>
+      <w:pPr>
+        <w:pStyle w:val="Compact"/>
+        <w:numPr>
+          <w:ilvl w:val="1"/>
+          <w:numId w:val="1006"/>
+        </w:numPr>
+      </w:pPr>
+      <w:r>
+        <w:rPr>
+          <w:i/>
+          <w:iCs/>
+        </w:rPr>
+        <w:t xml:space="preserve">Sample student response:</w:t>
+      </w:r>
+      <w:r>
+        <w:t xml:space="preserve"> </w:t>
+      </w:r>
+      <w:r>
+        <w:t xml:space="preserve">“Textbook first when paper is flat. Together when paper is crumpled. Air resistance is the difference.”</w:t>
+      </w:r>
+    </w:p>
+    <w:p>
+      <w:pPr>
+        <w:pStyle w:val="Compact"/>
+        <w:numPr>
+          <w:ilvl w:val="0"/>
+          <w:numId w:val="1005"/>
+        </w:numPr>
+      </w:pPr>
+      <w:r>
+        <w:t xml:space="preserve">“If we did this experiment on the moon, what would happen?”</w:t>
+      </w:r>
+    </w:p>
+    <w:p>
+      <w:pPr>
+        <w:pStyle w:val="Compact"/>
+        <w:numPr>
+          <w:ilvl w:val="1"/>
+          <w:numId w:val="1007"/>
+        </w:numPr>
+      </w:pPr>
+      <w:r>
+        <w:rPr>
+          <w:i/>
+          <w:iCs/>
+        </w:rPr>
+        <w:t xml:space="preserve">Sample student response:</w:t>
+      </w:r>
+      <w:r>
+        <w:t xml:space="preserve"> </w:t>
+      </w:r>
+      <w:r>
+        <w:t xml:space="preserve">“Same time — no atmosphere, no air resistance, only gravity.”</w:t>
+      </w:r>
+    </w:p>
+    <w:p>
+      <w:r>
+        <w:pict>
+          <v:rect style="width:0;height:1.5pt" o:hralign="center" o:hrstd="t" o:hr="t"/>
+        </w:pict>
+      </w:r>
+    </w:p>
+    <w:bookmarkEnd w:id="30"/>
+    <w:bookmarkEnd w:id="31"/>
+    <w:bookmarkStart w:id="34" w:name="phase-4-elaborate-37-40-min"/>
+    <w:p>
+      <w:pPr>
+        <w:pStyle w:val="Heading2"/>
+      </w:pPr>
+      <w:r>
+        <w:t xml:space="preserve">Phase 4 · Elaborate</w:t>
+      </w:r>
+      <w:r>
+        <w:t xml:space="preserve"> </w:t>
+      </w:r>
+      <w:r>
+        <w:rPr>
+          <w:i/>
+          <w:iCs/>
+        </w:rPr>
+        <w:t xml:space="preserve">(37 – 40 min)</w:t>
+      </w:r>
+    </w:p>
+    <w:bookmarkStart w:id="32" w:name="min-revise-the-model"/>
+    <w:p>
+      <w:pPr>
+        <w:pStyle w:val="Heading3"/>
+      </w:pPr>
+      <w:r>
+        <w:t xml:space="preserve">37–39 min · Revise the model</w:t>
+      </w:r>
+    </w:p>
+    <w:p>
+      <w:pPr>
+        <w:pStyle w:val="FirstParagraph"/>
+      </w:pPr>
+      <w:r>
+        <w:t xml:space="preserve">Students reopen their initial v-t sketches from Phase 2. Specific prompt:</w:t>
+      </w:r>
+    </w:p>
+    <w:p>
+      <w:pPr>
+        <w:pStyle w:val="BlockText"/>
+      </w:pPr>
+      <w:r>
+        <w:rPr>
+          <w:i/>
+          <w:iCs/>
+        </w:rPr>
+        <w:t xml:space="preserve">“Update your sketches. Use a different color for the rock and the feather. Mark where the curves diverge — and label what causes the divergence.”</w:t>
+      </w:r>
+    </w:p>
+    <w:p>
+      <w:pPr>
+        <w:pStyle w:val="FirstParagraph"/>
+      </w:pPr>
+      <w:r>
+        <w:t xml:space="preserve">Target: Both curves start at slope = g. The feather’s curve flattens to a horizontal asymptote at terminal velocity; the rock’s continues at slope g until impact. The divergence is caused by air resistance, not gravity.</w:t>
+      </w:r>
+    </w:p>
+    <w:bookmarkEnd w:id="32"/>
+    <w:bookmarkStart w:id="33" w:name="min-return-to-the-phenomenon"/>
+    <w:p>
+      <w:pPr>
+        <w:pStyle w:val="Heading3"/>
+      </w:pPr>
+      <w:r>
+        <w:t xml:space="preserve">39–40 min · Return to the phenomenon</w:t>
+      </w:r>
+    </w:p>
+    <w:p>
+      <w:pPr>
+        <w:pStyle w:val="FirstParagraph"/>
+      </w:pPr>
+      <w:r>
+        <w:t xml:space="preserve">Re-watch a 30-second clip of the Jumping from Space video — specifically the moment when the skydiver enters denser atmosphere and slows.</w:t>
+      </w:r>
+    </w:p>
+    <w:p>
+      <w:pPr>
+        <w:pStyle w:val="BlockText"/>
+      </w:pPr>
+      <w:r>
+        <w:t xml:space="preserve">“Tell me what we just saw using the words</w:t>
+      </w:r>
+      <w:r>
+        <w:t xml:space="preserve"> </w:t>
+      </w:r>
+      <w:r>
+        <w:rPr>
+          <w:i/>
+          <w:iCs/>
+        </w:rPr>
+        <w:t xml:space="preserve">freefall</w:t>
+      </w:r>
+      <w:r>
+        <w:t xml:space="preserve"> </w:t>
+      </w:r>
+      <w:r>
+        <w:t xml:space="preserve">and</w:t>
+      </w:r>
+      <w:r>
+        <w:t xml:space="preserve"> </w:t>
+      </w:r>
+      <w:r>
+        <w:rPr>
+          <w:i/>
+          <w:iCs/>
+        </w:rPr>
+        <w:t xml:space="preserve">terminal velocity</w:t>
+      </w:r>
+      <w:r>
+        <w:t xml:space="preserve">.”</w:t>
+      </w:r>
+    </w:p>
+    <w:p>
+      <w:pPr>
+        <w:pStyle w:val="FirstParagraph"/>
+      </w:pPr>
+      <w:r>
+        <w:t xml:space="preserve">Target:</w:t>
+      </w:r>
+      <w:r>
+        <w:t xml:space="preserve"> </w:t>
+      </w:r>
+      <w:r>
+        <w:t xml:space="preserve">“In near-vacuum at the start, he was in</w:t>
+      </w:r>
+      <w:r>
+        <w:t xml:space="preserve"> </w:t>
+      </w:r>
+      <w:r>
+        <w:rPr>
+          <w:i/>
+          <w:iCs/>
+        </w:rPr>
+        <w:t xml:space="preserve">freefall</w:t>
+      </w:r>
+      <w:r>
+        <w:t xml:space="preserve"> </w:t>
+      </w:r>
+      <w:r>
+        <w:t xml:space="preserve">— accelerating at g. As he entered denser atmosphere, air resistance grew, and he slowed toward</w:t>
+      </w:r>
+      <w:r>
+        <w:t xml:space="preserve"> </w:t>
+      </w:r>
+      <w:r>
+        <w:rPr>
+          <w:i/>
+          <w:iCs/>
+        </w:rPr>
+        <w:t xml:space="preserve">terminal velocity</w:t>
+      </w:r>
+      <w:r>
+        <w:t xml:space="preserve">.”</w:t>
+      </w:r>
+    </w:p>
+    <w:p>
+      <w:r>
+        <w:pict>
+          <v:rect style="width:0;height:1.5pt" o:hralign="center" o:hrstd="t" o:hr="t"/>
+        </w:pict>
+      </w:r>
+    </w:p>
+    <w:bookmarkEnd w:id="33"/>
+    <w:bookmarkEnd w:id="34"/>
+    <w:bookmarkStart w:id="36" w:name="phase-5-evaluate-40-42-min"/>
+    <w:p>
+      <w:pPr>
+        <w:pStyle w:val="Heading2"/>
+      </w:pPr>
+      <w:r>
+        <w:t xml:space="preserve">Phase 5 · Evaluate</w:t>
+      </w:r>
+      <w:r>
+        <w:t xml:space="preserve"> </w:t>
+      </w:r>
+      <w:r>
+        <w:rPr>
+          <w:i/>
+          <w:iCs/>
+        </w:rPr>
+        <w:t xml:space="preserve">(40 – 42 min)</w:t>
+      </w:r>
+    </w:p>
+    <w:bookmarkStart w:id="35" w:name="min-exit-ticket-closing-reflection"/>
+    <w:p>
+      <w:pPr>
+        <w:pStyle w:val="Heading3"/>
+      </w:pPr>
+      <w:r>
+        <w:t xml:space="preserve">40–42 min · Exit Ticket + Closing Reflection</w:t>
+      </w:r>
+    </w:p>
+    <w:p>
+      <w:pPr>
+        <w:pStyle w:val="FirstParagraph"/>
+      </w:pPr>
+      <w:r>
+        <w:t xml:space="preserve">Distribute exit slips. Transfer prompt:</w:t>
+      </w:r>
+    </w:p>
+    <w:p>
+      <w:pPr>
+        <w:pStyle w:val="BlockText"/>
+      </w:pPr>
+      <w:r>
+        <w:rPr>
+          <w:i/>
+          <w:iCs/>
+        </w:rPr>
+        <w:t xml:space="preserve">“A pebble is dropped from rest from a 45 m cliff. Ignore air resistance. Use g = 9.8 m/s².</w:t>
+      </w:r>
+      <w:r>
+        <w:rPr>
+          <w:i/>
+          <w:iCs/>
+        </w:rPr>
+        <w:t xml:space="preserve"> </w:t>
+      </w:r>
+      <w:r>
+        <w:rPr>
+          <w:i/>
+          <w:iCs/>
+        </w:rPr>
+        <w:t xml:space="preserve">(a) What is its velocity 1 second after release? 2 seconds after?</w:t>
+      </w:r>
+      <w:r>
+        <w:rPr>
+          <w:i/>
+          <w:iCs/>
+        </w:rPr>
+        <w:t xml:space="preserve"> </w:t>
+      </w:r>
+      <w:r>
+        <w:rPr>
+          <w:i/>
+          <w:iCs/>
+        </w:rPr>
+        <w:t xml:space="preserve">(b) How long until it hits the ground?</w:t>
+      </w:r>
+      <w:r>
+        <w:rPr>
+          <w:i/>
+          <w:iCs/>
+        </w:rPr>
+        <w:t xml:space="preserve"> </w:t>
+      </w:r>
+      <w:r>
+        <w:rPr>
+          <w:i/>
+          <w:iCs/>
+        </w:rPr>
+        <w:t xml:space="preserve">(c) Use because/but/so to explain why a feather dropped from the same cliff in air takes longer than the pebble.”</w:t>
+      </w:r>
+    </w:p>
+    <w:p>
+      <w:pPr>
+        <w:pStyle w:val="FirstParagraph"/>
+      </w:pPr>
+      <w:r>
+        <w:t xml:space="preserve">Expected: (a) 9.8 m/s, 19.6 m/s. (b) ~3.03 s. (c) Because the pebble is heavier, students may think it should fall faster; but in a vacuum both fall at g, and even in air the</w:t>
+      </w:r>
+      <w:r>
+        <w:t xml:space="preserve"> </w:t>
+      </w:r>
+      <w:r>
+        <w:rPr>
+          <w:i/>
+          <w:iCs/>
+        </w:rPr>
+        <w:t xml:space="preserve">acceleration</w:t>
+      </w:r>
+      <w:r>
+        <w:t xml:space="preserve"> </w:t>
+      </w:r>
+      <w:r>
+        <w:t xml:space="preserve">due to gravity is the same; so the difference is air resistance, which has a much larger effect on the feather (low mass, high surface area) — the feather reaches a low terminal velocity quickly while the pebble is still accelerating when it hits.</w:t>
+      </w:r>
+    </w:p>
+    <w:p>
+      <w:pPr>
+        <w:pStyle w:val="BodyText"/>
+      </w:pPr>
+      <w:r>
+        <w:rPr>
+          <w:b/>
+          <w:bCs/>
+        </w:rPr>
+        <w:t xml:space="preserve">Closing Reflection (SEL, 30 seconds, on the same exit slip):</w:t>
+      </w:r>
+    </w:p>
+    <w:p>
+      <w:pPr>
+        <w:pStyle w:val="BlockText"/>
+      </w:pPr>
+      <w:r>
+        <w:t xml:space="preserve">“What is one thing that surprised you today? Who helped you make sense of something?”</w:t>
+      </w:r>
+    </w:p>
+    <w:p>
+      <w:r>
+        <w:pict>
+          <v:rect style="width:0;height:1.5pt" o:hralign="center" o:hrstd="t" o:hr="t"/>
+        </w:pict>
+      </w:r>
+    </w:p>
+    <w:bookmarkEnd w:id="35"/>
+    <w:bookmarkEnd w:id="36"/>
+    <w:bookmarkStart w:id="37" w:name="common-misconceptions"/>
+    <w:p>
+      <w:pPr>
+        <w:pStyle w:val="Heading2"/>
+      </w:pPr>
+      <w:r>
+        <w:t xml:space="preserve">Common Misconceptions</w:t>
+      </w:r>
+    </w:p>
+    <w:p>
+      <w:pPr>
+        <w:pStyle w:val="Compact"/>
+        <w:numPr>
+          <w:ilvl w:val="0"/>
+          <w:numId w:val="1008"/>
+        </w:numPr>
+      </w:pPr>
+      <w:r>
+        <w:rPr>
+          <w:b/>
+          <w:bCs/>
+        </w:rPr>
+        <w:t xml:space="preserve">Misconception:</w:t>
+      </w:r>
+      <w:r>
+        <w:t xml:space="preserve"> </w:t>
+      </w:r>
+      <w:r>
+        <w:t xml:space="preserve">“Heavier objects fall faster than lighter ones.”</w:t>
+      </w:r>
+      <w:r>
+        <w:t xml:space="preserve"> </w:t>
+      </w:r>
+      <w:r>
+        <w:t xml:space="preserve">→</w:t>
+      </w:r>
+      <w:r>
+        <w:t xml:space="preserve"> </w:t>
+      </w:r>
+      <w:r>
+        <w:rPr>
+          <w:b/>
+          <w:bCs/>
+        </w:rPr>
+        <w:t xml:space="preserve">Correction:</w:t>
+      </w:r>
+      <w:r>
+        <w:t xml:space="preserve"> </w:t>
+      </w:r>
+      <w:r>
+        <w:t xml:space="preserve">This is the dominant freefall misconception, present even after demonstration. Use the Hochman because/but/so to confront it explicitly.</w:t>
+      </w:r>
+    </w:p>
+    <w:p>
+      <w:pPr>
+        <w:pStyle w:val="Compact"/>
+        <w:numPr>
+          <w:ilvl w:val="0"/>
+          <w:numId w:val="1008"/>
+        </w:numPr>
+      </w:pPr>
+      <w:r>
+        <w:rPr>
+          <w:b/>
+          <w:bCs/>
+        </w:rPr>
+        <w:t xml:space="preserve">Misconception:</w:t>
+      </w:r>
+      <w:r>
+        <w:t xml:space="preserve"> </w:t>
+      </w:r>
+      <w:r>
+        <w:t xml:space="preserve">“If air resistance is negligible, the velocity is constant during the fall.”</w:t>
+      </w:r>
+      <w:r>
+        <w:t xml:space="preserve"> </w:t>
+      </w:r>
+      <w:r>
+        <w:t xml:space="preserve">→</w:t>
+      </w:r>
+      <w:r>
+        <w:t xml:space="preserve"> </w:t>
+      </w:r>
+      <w:r>
+        <w:rPr>
+          <w:b/>
+          <w:bCs/>
+        </w:rPr>
+        <w:t xml:space="preserve">Correction:</w:t>
+      </w:r>
+      <w:r>
+        <w:t xml:space="preserve"> </w:t>
+      </w:r>
+      <w:r>
+        <w:t xml:space="preserve">Velocity is constantly</w:t>
+      </w:r>
+      <w:r>
+        <w:t xml:space="preserve"> </w:t>
+      </w:r>
+      <w:r>
+        <w:rPr>
+          <w:i/>
+          <w:iCs/>
+        </w:rPr>
+        <w:t xml:space="preserve">increasing</w:t>
+      </w:r>
+      <w:r>
+        <w:t xml:space="preserve"> </w:t>
+      </w:r>
+      <w:r>
+        <w:t xml:space="preserve">by 9.8 m/s every second;</w:t>
+      </w:r>
+      <w:r>
+        <w:t xml:space="preserve"> </w:t>
+      </w:r>
+      <w:r>
+        <w:rPr>
+          <w:i/>
+          <w:iCs/>
+        </w:rPr>
+        <w:t xml:space="preserve">acceleration</w:t>
+      </w:r>
+      <w:r>
+        <w:t xml:space="preserve"> </w:t>
+      </w:r>
+      <w:r>
+        <w:t xml:space="preserve">is constant (g), not velocity.</w:t>
+      </w:r>
+    </w:p>
+    <w:p>
+      <w:pPr>
+        <w:pStyle w:val="Compact"/>
+        <w:numPr>
+          <w:ilvl w:val="0"/>
+          <w:numId w:val="1008"/>
+        </w:numPr>
+      </w:pPr>
+      <w:r>
+        <w:rPr>
+          <w:b/>
+          <w:bCs/>
+        </w:rPr>
+        <w:t xml:space="preserve">Misconception:</w:t>
+      </w:r>
+      <w:r>
+        <w:t xml:space="preserve"> </w:t>
+      </w:r>
+      <w:r>
+        <w:t xml:space="preserve">“Terminal velocity means the object stops.”</w:t>
+      </w:r>
+      <w:r>
+        <w:t xml:space="preserve"> </w:t>
+      </w:r>
+      <w:r>
+        <w:t xml:space="preserve">→</w:t>
+      </w:r>
+      <w:r>
+        <w:t xml:space="preserve"> </w:t>
+      </w:r>
+      <w:r>
+        <w:rPr>
+          <w:b/>
+          <w:bCs/>
+        </w:rPr>
+        <w:t xml:space="preserve">Correction:</w:t>
+      </w:r>
+      <w:r>
+        <w:t xml:space="preserve"> </w:t>
+      </w:r>
+      <w:r>
+        <w:t xml:space="preserve">At terminal velocity the object reaches a</w:t>
+      </w:r>
+      <w:r>
+        <w:t xml:space="preserve"> </w:t>
+      </w:r>
+      <w:r>
+        <w:rPr>
+          <w:i/>
+          <w:iCs/>
+        </w:rPr>
+        <w:t xml:space="preserve">maximum</w:t>
+      </w:r>
+      <w:r>
+        <w:t xml:space="preserve"> </w:t>
+      </w:r>
+      <w:r>
+        <w:t xml:space="preserve">steady speed because air resistance equals gravity — it keeps moving, just no longer accelerating.</w:t>
+      </w:r>
+    </w:p>
+    <w:p>
+      <w:r>
+        <w:pict>
+          <v:rect style="width:0;height:1.5pt" o:hralign="center" o:hrstd="t" o:hr="t"/>
+        </w:pict>
+      </w:r>
+    </w:p>
+    <w:bookmarkEnd w:id="37"/>
+    <w:bookmarkStart w:id="38" w:name="access-differentiation"/>
+    <w:p>
+      <w:pPr>
+        <w:pStyle w:val="Heading2"/>
+      </w:pPr>
+      <w:r>
+        <w:t xml:space="preserve">Access &amp; Differentiation</w:t>
+      </w:r>
+    </w:p>
+    <w:p>
+      <w:pPr>
+        <w:pStyle w:val="Compact"/>
+        <w:numPr>
+          <w:ilvl w:val="0"/>
+          <w:numId w:val="1009"/>
+        </w:numPr>
+      </w:pPr>
+      <w:r>
+        <w:rPr>
+          <w:b/>
+          <w:bCs/>
+        </w:rPr>
+        <w:t xml:space="preserve">ELL/ENL supports:</w:t>
+      </w:r>
+      <w:r>
+        <w:t xml:space="preserve"> </w:t>
+      </w:r>
+      <w:r>
+        <w:t xml:space="preserve">The Hochman</w:t>
+      </w:r>
+      <w:r>
+        <w:t xml:space="preserve"> </w:t>
+      </w:r>
+      <w:r>
+        <w:rPr>
+          <w:i/>
+          <w:iCs/>
+        </w:rPr>
+        <w:t xml:space="preserve">because/but/so</w:t>
+      </w:r>
+      <w:r>
+        <w:t xml:space="preserve"> </w:t>
+      </w:r>
+      <w:r>
+        <w:t xml:space="preserve">scaffold itself acts as the sentence-frame for this lesson. Word-choice box: {gravity, mass, weight, freefall, air resistance, terminal velocity}. Pair the words</w:t>
+      </w:r>
+      <w:r>
+        <w:t xml:space="preserve"> </w:t>
+      </w:r>
+      <w:r>
+        <w:rPr>
+          <w:i/>
+          <w:iCs/>
+        </w:rPr>
+        <w:t xml:space="preserve">mass</w:t>
+      </w:r>
+      <w:r>
+        <w:t xml:space="preserve"> </w:t>
+      </w:r>
+      <w:r>
+        <w:t xml:space="preserve">and</w:t>
+      </w:r>
+      <w:r>
+        <w:t xml:space="preserve"> </w:t>
+      </w:r>
+      <w:r>
+        <w:rPr>
+          <w:i/>
+          <w:iCs/>
+        </w:rPr>
+        <w:t xml:space="preserve">weight</w:t>
+      </w:r>
+      <w:r>
+        <w:t xml:space="preserve"> </w:t>
+      </w:r>
+      <w:r>
+        <w:t xml:space="preserve">with concrete examples to head off the conflation.</w:t>
+      </w:r>
+    </w:p>
+    <w:p>
+      <w:pPr>
+        <w:pStyle w:val="Compact"/>
+        <w:numPr>
+          <w:ilvl w:val="0"/>
+          <w:numId w:val="1009"/>
+        </w:numPr>
+      </w:pPr>
+      <w:r>
+        <w:rPr>
+          <w:b/>
+          <w:bCs/>
+        </w:rPr>
+        <w:t xml:space="preserve">IEP/SPED supports:</w:t>
+      </w:r>
+      <w:r>
+        <w:t xml:space="preserve"> </w:t>
+      </w:r>
+      <w:r>
+        <w:t xml:space="preserve">Pre-fill the</w:t>
+      </w:r>
+      <w:r>
+        <w:t xml:space="preserve"> </w:t>
+      </w:r>
+      <w:r>
+        <w:rPr>
+          <w:i/>
+          <w:iCs/>
+        </w:rPr>
+        <w:t xml:space="preserve">because</w:t>
+      </w:r>
+      <w:r>
+        <w:t xml:space="preserve"> </w:t>
+      </w:r>
+      <w:r>
+        <w:t xml:space="preserve">clause; students complete the</w:t>
+      </w:r>
+      <w:r>
+        <w:t xml:space="preserve"> </w:t>
+      </w:r>
+      <w:r>
+        <w:rPr>
+          <w:i/>
+          <w:iCs/>
+        </w:rPr>
+        <w:t xml:space="preserve">but</w:t>
+      </w:r>
+      <w:r>
+        <w:t xml:space="preserve"> </w:t>
+      </w:r>
+      <w:r>
+        <w:t xml:space="preserve">and</w:t>
+      </w:r>
+      <w:r>
+        <w:t xml:space="preserve"> </w:t>
+      </w:r>
+      <w:r>
+        <w:rPr>
+          <w:i/>
+          <w:iCs/>
+        </w:rPr>
+        <w:t xml:space="preserve">so</w:t>
+      </w:r>
+      <w:r>
+        <w:t xml:space="preserve">. Provide a printed v-t graph template with the y-axis pre-labeled g·t increments (9.8, 19.6, 29.4, …).</w:t>
+      </w:r>
+    </w:p>
+    <w:p>
+      <w:pPr>
+        <w:pStyle w:val="Compact"/>
+        <w:numPr>
+          <w:ilvl w:val="0"/>
+          <w:numId w:val="1009"/>
+        </w:numPr>
+      </w:pPr>
+      <w:r>
+        <w:rPr>
+          <w:b/>
+          <w:bCs/>
+        </w:rPr>
+        <w:t xml:space="preserve">Extensions:</w:t>
+      </w:r>
+      <w:r>
+        <w:t xml:space="preserve"> </w:t>
+      </w:r>
+      <w:r>
+        <w:t xml:space="preserve">Compute how long it would take a feather to reach terminal velocity in air. Or: predict what fraction of the skydiver’s freefall is</w:t>
+      </w:r>
+      <w:r>
+        <w:t xml:space="preserve"> </w:t>
+      </w:r>
+      <w:r>
+        <w:rPr>
+          <w:i/>
+          <w:iCs/>
+        </w:rPr>
+        <w:t xml:space="preserve">true</w:t>
+      </w:r>
+      <w:r>
+        <w:t xml:space="preserve"> </w:t>
+      </w:r>
+      <w:r>
+        <w:t xml:space="preserve">freefall (no air resistance) vs. air-affected motion, and explain reasoning.</w:t>
+      </w:r>
+    </w:p>
+    <w:p>
+      <w:r>
+        <w:pict>
+          <v:rect style="width:0;height:1.5pt" o:hralign="center" o:hrstd="t" o:hr="t"/>
+        </w:pict>
+      </w:r>
+    </w:p>
+    <w:bookmarkEnd w:id="38"/>
+    <w:bookmarkStart w:id="39" w:name="strategy-spotlight"/>
+    <w:p>
+      <w:pPr>
+        <w:pStyle w:val="Heading2"/>
+      </w:pPr>
+      <w:r>
+        <w:t xml:space="preserve">Strategy Spotlight</w:t>
+      </w:r>
+    </w:p>
+    <w:p>
+      <w:pPr>
+        <w:pStyle w:val="FirstParagraph"/>
+      </w:pPr>
+      <w:r>
+        <w:rPr>
+          <w:b/>
+          <w:bCs/>
+        </w:rPr>
+        <w:t xml:space="preserve">Hochman</w:t>
+      </w:r>
+      <w:r>
+        <w:rPr>
+          <w:b/>
+          <w:bCs/>
+        </w:rPr>
+        <w:t xml:space="preserve"> </w:t>
+      </w:r>
+      <w:r>
+        <w:rPr>
+          <w:b/>
+          <w:bCs/>
+          <w:i/>
+          <w:iCs/>
+        </w:rPr>
+        <w:t xml:space="preserve">because/but/so</w:t>
+      </w:r>
+      <w:r>
+        <w:rPr>
+          <w:b/>
+          <w:bCs/>
+        </w:rPr>
+        <w:t xml:space="preserve"> </w:t>
+      </w:r>
+      <w:r>
+        <w:rPr>
+          <w:b/>
+          <w:bCs/>
+        </w:rPr>
+        <w:t xml:space="preserve">(15 min)</w:t>
+      </w:r>
+      <w:r>
+        <w:t xml:space="preserve"> </w:t>
+      </w:r>
+      <w:r>
+        <w:t xml:space="preserve">— see Phase 2, Investigation. The full process: kernel claim (</w:t>
+      </w:r>
+      <w:r>
+        <w:t xml:space="preserve">“Heavier objects fall faster”</w:t>
+      </w:r>
+      <w:r>
+        <w:t xml:space="preserve">) →</w:t>
+      </w:r>
+      <w:r>
+        <w:t xml:space="preserve"> </w:t>
+      </w:r>
+      <w:r>
+        <w:rPr>
+          <w:i/>
+          <w:iCs/>
+        </w:rPr>
+        <w:t xml:space="preserve">because</w:t>
+      </w:r>
+      <w:r>
+        <w:t xml:space="preserve"> </w:t>
+      </w:r>
+      <w:r>
+        <w:t xml:space="preserve">(surface reason) →</w:t>
+      </w:r>
+      <w:r>
+        <w:t xml:space="preserve"> </w:t>
+      </w:r>
+      <w:r>
+        <w:rPr>
+          <w:i/>
+          <w:iCs/>
+        </w:rPr>
+        <w:t xml:space="preserve">but</w:t>
+      </w:r>
+      <w:r>
+        <w:t xml:space="preserve"> </w:t>
+      </w:r>
+      <w:r>
+        <w:t xml:space="preserve">(counter-evidence from the simulator or demo) →</w:t>
+      </w:r>
+      <w:r>
+        <w:t xml:space="preserve"> </w:t>
+      </w:r>
+      <w:r>
+        <w:rPr>
+          <w:i/>
+          <w:iCs/>
+        </w:rPr>
+        <w:t xml:space="preserve">so</w:t>
+      </w:r>
+      <w:r>
+        <w:t xml:space="preserve"> </w:t>
+      </w:r>
+      <w:r>
+        <w:t xml:space="preserve">(corrected conclusion). Each clause is one to two sentences. The strategy works because it forces students to articulate their misconception explicitly — and then refute it with their own evidence — rather than have the teacher simply tell them the right answer. Self-correction is stickier than instruction.</w:t>
+      </w:r>
+    </w:p>
+    <w:p>
+      <w:r>
+        <w:pict>
+          <v:rect style="width:0;height:1.5pt" o:hralign="center" o:hrstd="t" o:hr="t"/>
+        </w:pict>
+      </w:r>
+    </w:p>
+    <w:bookmarkEnd w:id="39"/>
+    <w:bookmarkStart w:id="40" w:name="nyssls-observation-checklist-crosswalk"/>
     <w:p>
       <w:pPr>
         <w:pStyle w:val="Heading2"/>
@@ -359,7 +2792,7 @@
               <w:pStyle w:val="Compact"/>
             </w:pPr>
             <w:r>
-              <w:t xml:space="preserve">Item</w:t>
+              <w:t xml:space="preserve">Checklist item</w:t>
             </w:r>
           </w:p>
         </w:tc>
@@ -370,7 +2803,7 @@
               <w:pStyle w:val="Compact"/>
             </w:pPr>
             <w:r>
-              <w:t xml:space="preserve">Where it shows up in this lesson</w:t>
+              <w:t xml:space="preserve">Where it appears in this lesson</w:t>
             </w:r>
           </w:p>
         </w:tc>
@@ -405,7 +2838,7 @@
               <w:pStyle w:val="Compact"/>
             </w:pPr>
             <w:r>
-              <w:t xml:space="preserve">Phenomenon section — Jumping from Space! video</w:t>
+              <w:t xml:space="preserve">Phase 1 — Jumping from Space + textbook/paper drop</w:t>
             </w:r>
           </w:p>
         </w:tc>
@@ -440,7 +2873,7 @@
               <w:pStyle w:val="Compact"/>
             </w:pPr>
             <w:r>
-              <w:t xml:space="preserve">TT#1 after the video; TT#2 after the Hochman because/but/so on the heavy-vs-light misconception</w:t>
+              <w:t xml:space="preserve">Phase 1 (TT#1 on heavier-vs-equal), Phase 3 (TT#2 on which sentence convinces)</w:t>
             </w:r>
           </w:p>
         </w:tc>
@@ -475,7 +2908,7 @@
               <w:pStyle w:val="Compact"/>
             </w:pPr>
             <w:r>
-              <w:t xml:space="preserve">Initial Model + students propose how to test heavy-vs-light</w:t>
+              <w:t xml:space="preserve">Phase 1 (initial v-t sketch + kernel claim), Phase 2 (Hochman expansion), Phase 4 (revise)</w:t>
             </w:r>
           </w:p>
         </w:tc>
@@ -510,7 +2943,20 @@
               <w:pStyle w:val="Compact"/>
             </w:pPr>
             <w:r>
-              <w:t xml:space="preserve">CCC Focus restated when air resistance is introduced</w:t>
+              <w:t xml:space="preserve">Lesson Overview ·</w:t>
+            </w:r>
+            <w:r>
+              <w:t xml:space="preserve"> </w:t>
+            </w:r>
+            <w:r>
+              <w:rPr>
+                <w:i/>
+                <w:iCs/>
+              </w:rPr>
+              <w:t xml:space="preserve">Cause and Effect</w:t>
+            </w:r>
+            <w:r>
+              <w:t xml:space="preserve">, restated when air resistance is introduced</w:t>
             </w:r>
           </w:p>
         </w:tc>
@@ -534,7 +2980,7 @@
               <w:pStyle w:val="Compact"/>
             </w:pPr>
             <w:r>
-              <w:t xml:space="preserve">ENL — ≤3 vocab, second half</w:t>
+              <w:t xml:space="preserve">ENL — ≤ 3 vocab, second half</w:t>
             </w:r>
           </w:p>
         </w:tc>
@@ -545,7 +2991,7 @@
               <w:pStyle w:val="Compact"/>
             </w:pPr>
             <w:r>
-              <w:t xml:space="preserve">Key Vocabulary (freefall / gravity (g) / terminal velocity) post-investigation</w:t>
+              <w:t xml:space="preserve">Phase 3 — Vocabulary at 35–37 min (freefall / g / terminal velocity)</w:t>
             </w:r>
           </w:p>
         </w:tc>
@@ -580,7 +3026,7 @@
               <w:pStyle w:val="Compact"/>
             </w:pPr>
             <w:r>
-              <w:t xml:space="preserve">Return to the Phenomenon — re-explain the skydiver with vocabulary</w:t>
+              <w:t xml:space="preserve">Phase 4 — Re-watch Jumping from Space with vocabulary</w:t>
             </w:r>
           </w:p>
         </w:tc>
@@ -615,7 +3061,7 @@
               <w:pStyle w:val="Compact"/>
             </w:pPr>
             <w:r>
-              <w:t xml:space="preserve">Hochman scaffold provides the cognitive structure; sentence frames</w:t>
+              <w:t xml:space="preserve">Access &amp; Differentiation block (Hochman scaffold, pre-filled because clause)</w:t>
             </w:r>
           </w:p>
         </w:tc>
@@ -650,62 +3096,27 @@
               <w:pStyle w:val="Compact"/>
             </w:pPr>
             <w:r>
-              <w:t xml:space="preserve">Exit Ticket — dropped object problem</w:t>
+              <w:t xml:space="preserve">Phase 5 — Exit Ticket (pebble + because/but/so for feather)</w:t>
             </w:r>
           </w:p>
         </w:tc>
       </w:tr>
     </w:tbl>
-    <w:bookmarkEnd w:id="18"/>
-    <w:bookmarkStart w:id="19" w:name="opening-connection"/>
     <w:p>
+      <w:r>
+        <w:pict>
+          <v:rect style="width:0;height:1.5pt" o:hralign="center" o:hrstd="t" o:hr="t"/>
+        </w:pict>
+      </w:r>
+    </w:p>
+    <w:bookmarkEnd w:id="40"/>
+    <w:bookmarkStart w:id="41" w:name="companion-materials"/>
+    <w:p>
       <w:pPr>
         <w:pStyle w:val="Heading2"/>
       </w:pPr>
       <w:r>
-        <w:t xml:space="preserve">Opening Connection</w:t>
-      </w:r>
-    </w:p>
-    <w:p>
-      <w:pPr>
-        <w:pStyle w:val="FirstParagraph"/>
-      </w:pPr>
-      <w:r>
-        <w:t xml:space="preserve">Pick one (SEL):</w:t>
-      </w:r>
-      <w:r>
-        <w:t xml:space="preserve"> </w:t>
-      </w:r>
-      <w:r>
-        <w:t xml:space="preserve">- 1-question check-in</w:t>
-      </w:r>
-      <w:r>
-        <w:t xml:space="preserve"> </w:t>
-      </w:r>
-      <w:r>
-        <w:t xml:space="preserve">-</w:t>
-      </w:r>
-      <w:r>
-        <w:t xml:space="preserve"> </w:t>
-      </w:r>
-      <w:r>
-        <w:t xml:space="preserve">“Name something you noticed since last class”</w:t>
-      </w:r>
-      <w:r>
-        <w:t xml:space="preserve"> </w:t>
-      </w:r>
-      <w:r>
-        <w:t xml:space="preserve">- Quick gratitude / effort acknowledgment</w:t>
-      </w:r>
-    </w:p>
-    <w:bookmarkEnd w:id="19"/>
-    <w:bookmarkStart w:id="20" w:name="at-a-glance"/>
-    <w:p>
-      <w:pPr>
-        <w:pStyle w:val="Heading2"/>
-      </w:pPr>
-      <w:r>
-        <w:t xml:space="preserve">At-a-Glance</w:t>
+        <w:t xml:space="preserve">Companion Materials</w:t>
       </w:r>
     </w:p>
     <w:p>
@@ -713,21 +3124,20 @@
         <w:pStyle w:val="Compact"/>
         <w:numPr>
           <w:ilvl w:val="0"/>
-          <w:numId w:val="1002"/>
+          <w:numId w:val="1010"/>
         </w:numPr>
       </w:pPr>
       <w:r>
         <w:rPr>
-          <w:b/>
-          <w:bCs/>
+          <w:rStyle w:val="VerbatimChar"/>
         </w:rPr>
-        <w:t xml:space="preserve">Duration:</w:t>
+        <w:t xml:space="preserve">Student_Exploration.html</w:t>
       </w:r>
       <w:r>
         <w:t xml:space="preserve"> </w:t>
       </w:r>
       <w:r>
-        <w:t xml:space="preserve">42 minutes (1 period)</w:t>
+        <w:t xml:space="preserve">(rich interactive) — hand to students at start of Phase 2</w:t>
       </w:r>
     </w:p>
     <w:p>
@@ -735,37 +3145,20 @@
         <w:pStyle w:val="Compact"/>
         <w:numPr>
           <w:ilvl w:val="0"/>
-          <w:numId w:val="1002"/>
+          <w:numId w:val="1010"/>
         </w:numPr>
       </w:pPr>
       <w:r>
         <w:rPr>
-          <w:b/>
-          <w:bCs/>
+          <w:rStyle w:val="VerbatimChar"/>
         </w:rPr>
-        <w:t xml:space="preserve">Materials:</w:t>
+        <w:t xml:space="preserve">Student_Exploration.onenote.html</w:t>
       </w:r>
       <w:r>
         <w:t xml:space="preserve"> </w:t>
       </w:r>
       <w:r>
-        <w:t xml:space="preserve">A textbook and a sheet of paper (for the classic same-mass / different-shape demo); a vacuum tube demo if available; printed Hochman</w:t>
-      </w:r>
-      <w:r>
-        <w:t xml:space="preserve"> </w:t>
-      </w:r>
-      <w:r>
-        <w:rPr>
-          <w:i/>
-          <w:iCs/>
-        </w:rPr>
-        <w:t xml:space="preserve">because/but/so</w:t>
-      </w:r>
-      <w:r>
-        <w:t xml:space="preserve"> </w:t>
-      </w:r>
-      <w:r>
-        <w:t xml:space="preserve">organizers (one per student); access to the interactive on devices.</w:t>
+        <w:t xml:space="preserve">(OneNote-paste static) — for distribution via Class Notebook</w:t>
       </w:r>
     </w:p>
     <w:p>
@@ -773,21 +3166,32 @@
         <w:pStyle w:val="Compact"/>
         <w:numPr>
           <w:ilvl w:val="0"/>
-          <w:numId w:val="1002"/>
+          <w:numId w:val="1010"/>
         </w:numPr>
       </w:pPr>
       <w:r>
         <w:rPr>
-          <w:b/>
-          <w:bCs/>
+          <w:rStyle w:val="VerbatimChar"/>
         </w:rPr>
-        <w:t xml:space="preserve">Safety:</w:t>
+        <w:t xml:space="preserve">Answer_Key.docx</w:t>
       </w:r>
       <w:r>
         <w:t xml:space="preserve"> </w:t>
       </w:r>
       <w:r>
-        <w:t xml:space="preserve">None for the demo if dropped from waist height. If you do a stairwell drop, ensure no one is below.</w:t>
+        <w:t xml:space="preserve">— answers to</w:t>
+      </w:r>
+      <w:r>
+        <w:t xml:space="preserve"> </w:t>
+      </w:r>
+      <w:r>
+        <w:t xml:space="preserve">“Make It Make Sense”</w:t>
+      </w:r>
+      <w:r>
+        <w:t xml:space="preserve"> </w:t>
+      </w:r>
+      <w:r>
+        <w:t xml:space="preserve">prompts and the Exit Ticket</w:t>
       </w:r>
     </w:p>
     <w:p>
@@ -795,49 +3199,38 @@
         <w:pStyle w:val="Compact"/>
         <w:numPr>
           <w:ilvl w:val="0"/>
-          <w:numId w:val="1002"/>
+          <w:numId w:val="1010"/>
         </w:numPr>
       </w:pPr>
       <w:r>
-        <w:rPr>
-          <w:b/>
-          <w:bCs/>
-        </w:rPr>
-        <w:t xml:space="preserve">Prior knowledge:</w:t>
-      </w:r>
-      <w:r>
-        <w:t xml:space="preserve"> </w:t>
-      </w:r>
-      <w:r>
-        <w:t xml:space="preserve">Lessons 01–05 (vectors, distance/displacement, velocity, acceleration, motion graphs).</w:t>
-      </w:r>
-    </w:p>
-    <w:bookmarkEnd w:id="20"/>
-    <w:bookmarkStart w:id="21" w:name="lesson-objectives"/>
-    <w:p>
-      <w:pPr>
-        <w:pStyle w:val="Heading2"/>
-      </w:pPr>
-      <w:r>
-        <w:t xml:space="preserve">Lesson Objectives</w:t>
+        <w:t xml:space="preserve">Web edition (live): https://angsta-ed.github.io/physics-kinematics/lessons/06-freefall.html</w:t>
       </w:r>
     </w:p>
     <w:p>
-      <w:pPr>
-        <w:pStyle w:val="FirstParagraph"/>
-      </w:pPr>
-      <w:r>
-        <w:t xml:space="preserve">I can…</w:t>
-      </w:r>
-      <w:r>
-        <w:t xml:space="preserve"> </w:t>
-      </w:r>
-      <w:r>
-        <w:t xml:space="preserve">- Explain why all objects in</w:t>
-      </w:r>
-      <w:r>
-        <w:t xml:space="preserve"> </w:t>
-      </w:r>
+      <w:r>
+        <w:pict>
+          <v:rect style="width:0;height:1.5pt" o:hralign="center" o:hrstd="t" o:hr="t"/>
+        </w:pict>
+      </w:r>
+    </w:p>
+    <w:bookmarkEnd w:id="41"/>
+    <w:bookmarkStart w:id="42" w:name="key-vocabulary-max-3"/>
+    <w:p>
+      <w:pPr>
+        <w:pStyle w:val="Heading2"/>
+      </w:pPr>
+      <w:r>
+        <w:t xml:space="preserve">Key Vocabulary (max 3)</w:t>
+      </w:r>
+    </w:p>
+    <w:p>
+      <w:pPr>
+        <w:pStyle w:val="Compact"/>
+        <w:numPr>
+          <w:ilvl w:val="0"/>
+          <w:numId w:val="1011"/>
+        </w:numPr>
+      </w:pPr>
       <w:r>
         <w:rPr>
           <w:b/>
@@ -849,447 +3242,7 @@
         <w:t xml:space="preserve"> </w:t>
       </w:r>
       <w:r>
-        <w:t xml:space="preserve">experience the same acceleration (g ≈ 9.8 m/s² downward) regardless of mass —</w:t>
-      </w:r>
-      <w:r>
-        <w:t xml:space="preserve"> </w:t>
-      </w:r>
-      <w:r>
-        <w:rPr>
-          <w:i/>
-          <w:iCs/>
-        </w:rPr>
-        <w:t xml:space="preserve">when air resistance is negligible</w:t>
-      </w:r>
-      <w:r>
-        <w:t xml:space="preserve">.</w:t>
-      </w:r>
-      <w:r>
-        <w:t xml:space="preserve"> </w:t>
-      </w:r>
-      <w:r>
-        <w:t xml:space="preserve">- Calculate the velocity and the fallen distance of a freely falling object after a given time.</w:t>
-      </w:r>
-      <w:r>
-        <w:t xml:space="preserve"> </w:t>
-      </w:r>
-      <w:r>
-        <w:t xml:space="preserve">- Distinguish</w:t>
-      </w:r>
-      <w:r>
-        <w:t xml:space="preserve"> </w:t>
-      </w:r>
-      <w:r>
-        <w:rPr>
-          <w:i/>
-          <w:iCs/>
-        </w:rPr>
-        <w:t xml:space="preserve">freefall</w:t>
-      </w:r>
-      <w:r>
-        <w:t xml:space="preserve"> </w:t>
-      </w:r>
-      <w:r>
-        <w:t xml:space="preserve">(gravity only) from real-world falling (gravity plus air resistance).</w:t>
-      </w:r>
-    </w:p>
-    <w:bookmarkEnd w:id="21"/>
-    <w:bookmarkStart w:id="22" w:name="agenda"/>
-    <w:p>
-      <w:pPr>
-        <w:pStyle w:val="Heading2"/>
-      </w:pPr>
-      <w:r>
-        <w:t xml:space="preserve">Agenda</w:t>
-      </w:r>
-    </w:p>
-    <w:tbl>
-      <w:tblPr>
-        <w:tblStyle w:val="Table"/>
-        <w:tblW w:type="pct" w:w="5000"/>
-        <w:tblLayout w:type="fixed"/>
-        <w:tblLook w:firstRow="1" w:lastRow="0" w:firstColumn="0" w:lastColumn="0" w:noHBand="0" w:noVBand="0" w:val="0020"/>
-      </w:tblPr>
-      <w:tblGrid>
-        <w:gridCol w:w="2640"/>
-        <w:gridCol w:w="2640"/>
-        <w:gridCol w:w="2640"/>
-      </w:tblGrid>
-      <w:tr>
-        <w:trPr>
-          <w:tblHeader w:val="on"/>
-        </w:trPr>
-        <w:tc>
-          <w:tcPr/>
-          <w:p>
-            <w:pPr>
-              <w:pStyle w:val="Compact"/>
-            </w:pPr>
-            <w:r>
-              <w:t xml:space="preserve">Time</w:t>
-            </w:r>
-          </w:p>
-        </w:tc>
-        <w:tc>
-          <w:tcPr/>
-          <w:p>
-            <w:pPr>
-              <w:pStyle w:val="Compact"/>
-            </w:pPr>
-            <w:r>
-              <w:t xml:space="preserve">Block</w:t>
-            </w:r>
-          </w:p>
-        </w:tc>
-        <w:tc>
-          <w:tcPr/>
-          <w:p>
-            <w:pPr>
-              <w:pStyle w:val="Compact"/>
-            </w:pPr>
-            <w:r>
-              <w:t xml:space="preserve">Notes</w:t>
-            </w:r>
-          </w:p>
-        </w:tc>
-      </w:tr>
-      <w:tr>
-        <w:tc>
-          <w:tcPr/>
-          <w:p>
-            <w:pPr>
-              <w:pStyle w:val="Compact"/>
-            </w:pPr>
-            <w:r>
-              <w:t xml:space="preserve">0–3</w:t>
-            </w:r>
-          </w:p>
-        </w:tc>
-        <w:tc>
-          <w:tcPr/>
-          <w:p>
-            <w:pPr>
-              <w:pStyle w:val="Compact"/>
-            </w:pPr>
-            <w:r>
-              <w:t xml:space="preserve">Opening Connection (SEL)</w:t>
-            </w:r>
-          </w:p>
-        </w:tc>
-        <w:tc>
-          <w:tcPr/>
-          <w:p>
-            <w:pPr>
-              <w:pStyle w:val="Compact"/>
-            </w:pPr>
-            <w:r>
-              <w:t xml:space="preserve">Brief check-in</w:t>
-            </w:r>
-          </w:p>
-        </w:tc>
-      </w:tr>
-      <w:tr>
-        <w:tc>
-          <w:tcPr/>
-          <w:p>
-            <w:pPr>
-              <w:pStyle w:val="Compact"/>
-            </w:pPr>
-            <w:r>
-              <w:t xml:space="preserve">3–8</w:t>
-            </w:r>
-          </w:p>
-        </w:tc>
-        <w:tc>
-          <w:tcPr/>
-          <w:p>
-            <w:pPr>
-              <w:pStyle w:val="Compact"/>
-            </w:pPr>
-            <w:r>
-              <w:t xml:space="preserve">Phenomenon hook</w:t>
-            </w:r>
-          </w:p>
-        </w:tc>
-        <w:tc>
-          <w:tcPr/>
-          <w:p>
-            <w:pPr>
-              <w:pStyle w:val="Compact"/>
-            </w:pPr>
-            <w:r>
-              <w:t xml:space="preserve">Play 1 minute of the Jumping from Space! video; show the textbook-paper demo</w:t>
-            </w:r>
-          </w:p>
-        </w:tc>
-      </w:tr>
-      <w:tr>
-        <w:tc>
-          <w:tcPr/>
-          <w:p>
-            <w:pPr>
-              <w:pStyle w:val="Compact"/>
-            </w:pPr>
-            <w:r>
-              <w:t xml:space="preserve">8–13</w:t>
-            </w:r>
-          </w:p>
-        </w:tc>
-        <w:tc>
-          <w:tcPr/>
-          <w:p>
-            <w:pPr>
-              <w:pStyle w:val="Compact"/>
-            </w:pPr>
-            <w:r>
-              <w:t xml:space="preserve">Notice &amp; Wonder + Turn and Talk #1</w:t>
-            </w:r>
-          </w:p>
-        </w:tc>
-        <w:tc>
-          <w:tcPr/>
-          <w:p>
-            <w:pPr>
-              <w:pStyle w:val="Compact"/>
-            </w:pPr>
-            <w:r>
-              <w:t xml:space="preserve">Capture the</w:t>
-            </w:r>
-            <w:r>
-              <w:t xml:space="preserve"> </w:t>
-            </w:r>
-            <w:r>
-              <w:t xml:space="preserve">“heavier falls faster”</w:t>
-            </w:r>
-            <w:r>
-              <w:t xml:space="preserve"> </w:t>
-            </w:r>
-            <w:r>
-              <w:t xml:space="preserve">intuition</w:t>
-            </w:r>
-          </w:p>
-        </w:tc>
-      </w:tr>
-      <w:tr>
-        <w:tc>
-          <w:tcPr/>
-          <w:p>
-            <w:pPr>
-              <w:pStyle w:val="Compact"/>
-            </w:pPr>
-            <w:r>
-              <w:t xml:space="preserve">13–18</w:t>
-            </w:r>
-          </w:p>
-        </w:tc>
-        <w:tc>
-          <w:tcPr/>
-          <w:p>
-            <w:pPr>
-              <w:pStyle w:val="Compact"/>
-            </w:pPr>
-            <w:r>
-              <w:t xml:space="preserve">Initial Model</w:t>
-            </w:r>
-          </w:p>
-        </w:tc>
-        <w:tc>
-          <w:tcPr/>
-          <w:p>
-            <w:pPr>
-              <w:pStyle w:val="Compact"/>
-            </w:pPr>
-            <w:r>
-              <w:t xml:space="preserve">Students draw a v-t graph for a falling rock and a falling feather (separately)</w:t>
-            </w:r>
-          </w:p>
-        </w:tc>
-      </w:tr>
-      <w:tr>
-        <w:tc>
-          <w:tcPr/>
-          <w:p>
-            <w:pPr>
-              <w:pStyle w:val="Compact"/>
-            </w:pPr>
-            <w:r>
-              <w:t xml:space="preserve">18–32</w:t>
-            </w:r>
-          </w:p>
-        </w:tc>
-        <w:tc>
-          <w:tcPr/>
-          <w:p>
-            <w:pPr>
-              <w:pStyle w:val="Compact"/>
-            </w:pPr>
-            <w:r>
-              <w:t xml:space="preserve">Investigate — interactive + Hochman because/but/so</w:t>
-            </w:r>
-          </w:p>
-        </w:tc>
-        <w:tc>
-          <w:tcPr/>
-          <w:p>
-            <w:pPr>
-              <w:pStyle w:val="Compact"/>
-            </w:pPr>
-            <w:r>
-              <w:t xml:space="preserve">See Strategy Spotlight</w:t>
-            </w:r>
-          </w:p>
-        </w:tc>
-      </w:tr>
-      <w:tr>
-        <w:tc>
-          <w:tcPr/>
-          <w:p>
-            <w:pPr>
-              <w:pStyle w:val="Compact"/>
-            </w:pPr>
-            <w:r>
-              <w:t xml:space="preserve">32–37</w:t>
-            </w:r>
-          </w:p>
-        </w:tc>
-        <w:tc>
-          <w:tcPr/>
-          <w:p>
-            <w:pPr>
-              <w:pStyle w:val="Compact"/>
-            </w:pPr>
-            <w:r>
-              <w:t xml:space="preserve">Sense-making + Turn and Talk #2</w:t>
-            </w:r>
-          </w:p>
-        </w:tc>
-        <w:tc>
-          <w:tcPr/>
-          <w:p>
-            <w:pPr>
-              <w:pStyle w:val="Compact"/>
-            </w:pPr>
-            <w:r>
-              <w:t xml:space="preserve">Re-watch the skydiver phenomenon; identify when air resistance matters</w:t>
-            </w:r>
-          </w:p>
-        </w:tc>
-      </w:tr>
-      <w:tr>
-        <w:tc>
-          <w:tcPr/>
-          <w:p>
-            <w:pPr>
-              <w:pStyle w:val="Compact"/>
-            </w:pPr>
-            <w:r>
-              <w:t xml:space="preserve">37–40</w:t>
-            </w:r>
-          </w:p>
-        </w:tc>
-        <w:tc>
-          <w:tcPr/>
-          <w:p>
-            <w:pPr>
-              <w:pStyle w:val="Compact"/>
-            </w:pPr>
-            <w:r>
-              <w:t xml:space="preserve">Vocabulary + Revise Model</w:t>
-            </w:r>
-          </w:p>
-        </w:tc>
-        <w:tc>
-          <w:tcPr/>
-          <w:p>
-            <w:pPr>
-              <w:pStyle w:val="Compact"/>
-            </w:pPr>
-            <w:r>
-              <w:t xml:space="preserve">Introduce</w:t>
-            </w:r>
-            <w:r>
-              <w:t xml:space="preserve"> </w:t>
-            </w:r>
-            <w:r>
-              <w:rPr>
-                <w:i/>
-                <w:iCs/>
-              </w:rPr>
-              <w:t xml:space="preserve">freefall</w:t>
-            </w:r>
-            <w:r>
-              <w:t xml:space="preserve">,</w:t>
-            </w:r>
-            <w:r>
-              <w:t xml:space="preserve"> </w:t>
-            </w:r>
-            <w:r>
-              <w:rPr>
-                <w:i/>
-                <w:iCs/>
-              </w:rPr>
-              <w:t xml:space="preserve">g</w:t>
-            </w:r>
-            <w:r>
-              <w:t xml:space="preserve">,</w:t>
-            </w:r>
-            <w:r>
-              <w:t xml:space="preserve"> </w:t>
-            </w:r>
-            <w:r>
-              <w:rPr>
-                <w:i/>
-                <w:iCs/>
-              </w:rPr>
-              <w:t xml:space="preserve">terminal velocity</w:t>
-            </w:r>
-          </w:p>
-        </w:tc>
-      </w:tr>
-      <w:tr>
-        <w:tc>
-          <w:tcPr/>
-          <w:p>
-            <w:pPr>
-              <w:pStyle w:val="Compact"/>
-            </w:pPr>
-            <w:r>
-              <w:t xml:space="preserve">40–42</w:t>
-            </w:r>
-          </w:p>
-        </w:tc>
-        <w:tc>
-          <w:tcPr/>
-          <w:p>
-            <w:pPr>
-              <w:pStyle w:val="Compact"/>
-            </w:pPr>
-            <w:r>
-              <w:t xml:space="preserve">Exit Ticket + Closing Reflection</w:t>
-            </w:r>
-          </w:p>
-        </w:tc>
-        <w:tc>
-          <w:tcPr/>
-          <w:p>
-            <w:pPr>
-              <w:pStyle w:val="Compact"/>
-            </w:pPr>
-            <w:r>
-              <w:t xml:space="preserve">Dropped pebble problem</w:t>
-            </w:r>
-          </w:p>
-        </w:tc>
-      </w:tr>
-    </w:tbl>
-    <w:bookmarkEnd w:id="22"/>
-    <w:bookmarkStart w:id="23" w:name="discussion-prompts"/>
-    <w:p>
-      <w:pPr>
-        <w:pStyle w:val="Heading2"/>
-      </w:pPr>
-      <w:r>
-        <w:t xml:space="preserve">Discussion Prompts</w:t>
+        <w:t xml:space="preserve">— motion under the influence of gravity alone (air resistance negligible)</w:t>
       </w:r>
     </w:p>
     <w:p>
@@ -1297,1000 +3250,7 @@
         <w:pStyle w:val="Compact"/>
         <w:numPr>
           <w:ilvl w:val="0"/>
-          <w:numId w:val="1003"/>
-        </w:numPr>
-      </w:pPr>
-      <w:r>
-        <w:t xml:space="preserve">“If you drop a textbook and a flat sheet of paper at the same time, which hits first? What if you crumple the paper into a ball?”</w:t>
-      </w:r>
-    </w:p>
-    <w:p>
-      <w:pPr>
-        <w:pStyle w:val="Compact"/>
-        <w:numPr>
-          <w:ilvl w:val="0"/>
-          <w:numId w:val="1003"/>
-        </w:numPr>
-      </w:pPr>
-      <w:r>
-        <w:rPr>
-          <w:i/>
-          <w:iCs/>
-        </w:rPr>
-        <w:t xml:space="preserve">Sample student response:</w:t>
-      </w:r>
-      <w:r>
-        <w:t xml:space="preserve"> </w:t>
-      </w:r>
-      <w:r>
-        <w:t xml:space="preserve">“The textbook hits first when the paper is flat. When the paper is crumpled, they hit nearly together — air resistance was the difference.”</w:t>
-      </w:r>
-    </w:p>
-    <w:p>
-      <w:pPr>
-        <w:pStyle w:val="Compact"/>
-        <w:numPr>
-          <w:ilvl w:val="0"/>
-          <w:numId w:val="1003"/>
-        </w:numPr>
-      </w:pPr>
-      <w:r>
-        <w:t xml:space="preserve">“If we did this experiment on the moon, what would happen?”</w:t>
-      </w:r>
-    </w:p>
-    <w:p>
-      <w:pPr>
-        <w:pStyle w:val="Compact"/>
-        <w:numPr>
-          <w:ilvl w:val="0"/>
-          <w:numId w:val="1003"/>
-        </w:numPr>
-      </w:pPr>
-      <w:r>
-        <w:t xml:space="preserve">“Why is freefall an</w:t>
-      </w:r>
-      <w:r>
-        <w:t xml:space="preserve"> </w:t>
-      </w:r>
-      <w:r>
-        <w:rPr>
-          <w:i/>
-          <w:iCs/>
-        </w:rPr>
-        <w:t xml:space="preserve">acceleration</w:t>
-      </w:r>
-      <w:r>
-        <w:t xml:space="preserve"> </w:t>
-      </w:r>
-      <w:r>
-        <w:t xml:space="preserve">problem, not just a</w:t>
-      </w:r>
-      <w:r>
-        <w:t xml:space="preserve"> </w:t>
-      </w:r>
-      <w:r>
-        <w:rPr>
-          <w:i/>
-          <w:iCs/>
-        </w:rPr>
-        <w:t xml:space="preserve">velocity</w:t>
-      </w:r>
-      <w:r>
-        <w:t xml:space="preserve"> </w:t>
-      </w:r>
-      <w:r>
-        <w:t xml:space="preserve">problem?”</w:t>
-      </w:r>
-    </w:p>
-    <w:bookmarkEnd w:id="23"/>
-    <w:bookmarkStart w:id="24" w:name="common-misconceptions"/>
-    <w:p>
-      <w:pPr>
-        <w:pStyle w:val="Heading2"/>
-      </w:pPr>
-      <w:r>
-        <w:t xml:space="preserve">Common Misconceptions</w:t>
-      </w:r>
-    </w:p>
-    <w:p>
-      <w:pPr>
-        <w:pStyle w:val="Compact"/>
-        <w:numPr>
-          <w:ilvl w:val="0"/>
-          <w:numId w:val="1004"/>
-        </w:numPr>
-      </w:pPr>
-      <w:r>
-        <w:rPr>
-          <w:b/>
-          <w:bCs/>
-        </w:rPr>
-        <w:t xml:space="preserve">Misconception:</w:t>
-      </w:r>
-      <w:r>
-        <w:t xml:space="preserve"> </w:t>
-      </w:r>
-      <w:r>
-        <w:t xml:space="preserve">“Heavier objects fall faster than lighter ones.”</w:t>
-      </w:r>
-      <w:r>
-        <w:t xml:space="preserve"> </w:t>
-      </w:r>
-      <w:r>
-        <w:t xml:space="preserve">→</w:t>
-      </w:r>
-      <w:r>
-        <w:t xml:space="preserve"> </w:t>
-      </w:r>
-      <w:r>
-        <w:rPr>
-          <w:b/>
-          <w:bCs/>
-        </w:rPr>
-        <w:t xml:space="preserve">Correction:</w:t>
-      </w:r>
-      <w:r>
-        <w:t xml:space="preserve"> </w:t>
-      </w:r>
-      <w:r>
-        <w:t xml:space="preserve">This is the dominant freefall misconception, present even after demonstration. Use the Hochman because/but/so to confront it explicitly.</w:t>
-      </w:r>
-    </w:p>
-    <w:p>
-      <w:pPr>
-        <w:pStyle w:val="Compact"/>
-        <w:numPr>
-          <w:ilvl w:val="0"/>
-          <w:numId w:val="1004"/>
-        </w:numPr>
-      </w:pPr>
-      <w:r>
-        <w:rPr>
-          <w:b/>
-          <w:bCs/>
-        </w:rPr>
-        <w:t xml:space="preserve">Misconception:</w:t>
-      </w:r>
-      <w:r>
-        <w:t xml:space="preserve"> </w:t>
-      </w:r>
-      <w:r>
-        <w:t xml:space="preserve">“If air resistance is negligible, the velocity is constant during the fall.”</w:t>
-      </w:r>
-      <w:r>
-        <w:t xml:space="preserve"> </w:t>
-      </w:r>
-      <w:r>
-        <w:t xml:space="preserve">→</w:t>
-      </w:r>
-      <w:r>
-        <w:t xml:space="preserve"> </w:t>
-      </w:r>
-      <w:r>
-        <w:rPr>
-          <w:b/>
-          <w:bCs/>
-        </w:rPr>
-        <w:t xml:space="preserve">Correction:</w:t>
-      </w:r>
-      <w:r>
-        <w:t xml:space="preserve"> </w:t>
-      </w:r>
-      <w:r>
-        <w:t xml:space="preserve">Velocity is constantly</w:t>
-      </w:r>
-      <w:r>
-        <w:t xml:space="preserve"> </w:t>
-      </w:r>
-      <w:r>
-        <w:rPr>
-          <w:i/>
-          <w:iCs/>
-        </w:rPr>
-        <w:t xml:space="preserve">increasing</w:t>
-      </w:r>
-      <w:r>
-        <w:t xml:space="preserve"> </w:t>
-      </w:r>
-      <w:r>
-        <w:t xml:space="preserve">by 9.8 m/s every second;</w:t>
-      </w:r>
-      <w:r>
-        <w:t xml:space="preserve"> </w:t>
-      </w:r>
-      <w:r>
-        <w:rPr>
-          <w:i/>
-          <w:iCs/>
-        </w:rPr>
-        <w:t xml:space="preserve">acceleration</w:t>
-      </w:r>
-      <w:r>
-        <w:t xml:space="preserve"> </w:t>
-      </w:r>
-      <w:r>
-        <w:t xml:space="preserve">is constant (g), not velocity.</w:t>
-      </w:r>
-    </w:p>
-    <w:p>
-      <w:pPr>
-        <w:pStyle w:val="Compact"/>
-        <w:numPr>
-          <w:ilvl w:val="0"/>
-          <w:numId w:val="1004"/>
-        </w:numPr>
-      </w:pPr>
-      <w:r>
-        <w:rPr>
-          <w:b/>
-          <w:bCs/>
-        </w:rPr>
-        <w:t xml:space="preserve">Misconception:</w:t>
-      </w:r>
-      <w:r>
-        <w:t xml:space="preserve"> </w:t>
-      </w:r>
-      <w:r>
-        <w:t xml:space="preserve">“Terminal velocity means the object stops.”</w:t>
-      </w:r>
-      <w:r>
-        <w:t xml:space="preserve"> </w:t>
-      </w:r>
-      <w:r>
-        <w:t xml:space="preserve">→</w:t>
-      </w:r>
-      <w:r>
-        <w:t xml:space="preserve"> </w:t>
-      </w:r>
-      <w:r>
-        <w:rPr>
-          <w:b/>
-          <w:bCs/>
-        </w:rPr>
-        <w:t xml:space="preserve">Correction:</w:t>
-      </w:r>
-      <w:r>
-        <w:t xml:space="preserve"> </w:t>
-      </w:r>
-      <w:r>
-        <w:t xml:space="preserve">At terminal velocity the object reaches a</w:t>
-      </w:r>
-      <w:r>
-        <w:t xml:space="preserve"> </w:t>
-      </w:r>
-      <w:r>
-        <w:rPr>
-          <w:i/>
-          <w:iCs/>
-        </w:rPr>
-        <w:t xml:space="preserve">maximum</w:t>
-      </w:r>
-      <w:r>
-        <w:t xml:space="preserve"> </w:t>
-      </w:r>
-      <w:r>
-        <w:t xml:space="preserve">steady speed because air resistance equals gravity — it keeps moving, just no longer accelerating.</w:t>
-      </w:r>
-    </w:p>
-    <w:bookmarkEnd w:id="24"/>
-    <w:bookmarkStart w:id="25" w:name="access-differentiation"/>
-    <w:p>
-      <w:pPr>
-        <w:pStyle w:val="Heading2"/>
-      </w:pPr>
-      <w:r>
-        <w:t xml:space="preserve">Access &amp; Differentiation</w:t>
-      </w:r>
-    </w:p>
-    <w:p>
-      <w:pPr>
-        <w:pStyle w:val="Compact"/>
-        <w:numPr>
-          <w:ilvl w:val="0"/>
-          <w:numId w:val="1005"/>
-        </w:numPr>
-      </w:pPr>
-      <w:r>
-        <w:rPr>
-          <w:b/>
-          <w:bCs/>
-        </w:rPr>
-        <w:t xml:space="preserve">ELL/ENL supports:</w:t>
-      </w:r>
-      <w:r>
-        <w:t xml:space="preserve"> </w:t>
-      </w:r>
-      <w:r>
-        <w:t xml:space="preserve">The Hochman</w:t>
-      </w:r>
-      <w:r>
-        <w:t xml:space="preserve"> </w:t>
-      </w:r>
-      <w:r>
-        <w:rPr>
-          <w:i/>
-          <w:iCs/>
-        </w:rPr>
-        <w:t xml:space="preserve">because/but/so</w:t>
-      </w:r>
-      <w:r>
-        <w:t xml:space="preserve"> </w:t>
-      </w:r>
-      <w:r>
-        <w:t xml:space="preserve">scaffold itself acts as the sentence-frame for this lesson. Word-choice box: {gravity, mass, weight, freefall, air resistance, terminal velocity}. Pair the words</w:t>
-      </w:r>
-      <w:r>
-        <w:t xml:space="preserve"> </w:t>
-      </w:r>
-      <w:r>
-        <w:rPr>
-          <w:i/>
-          <w:iCs/>
-        </w:rPr>
-        <w:t xml:space="preserve">mass</w:t>
-      </w:r>
-      <w:r>
-        <w:t xml:space="preserve"> </w:t>
-      </w:r>
-      <w:r>
-        <w:t xml:space="preserve">and</w:t>
-      </w:r>
-      <w:r>
-        <w:t xml:space="preserve"> </w:t>
-      </w:r>
-      <w:r>
-        <w:rPr>
-          <w:i/>
-          <w:iCs/>
-        </w:rPr>
-        <w:t xml:space="preserve">weight</w:t>
-      </w:r>
-      <w:r>
-        <w:t xml:space="preserve"> </w:t>
-      </w:r>
-      <w:r>
-        <w:t xml:space="preserve">with concrete examples to head off the conflation.</w:t>
-      </w:r>
-    </w:p>
-    <w:p>
-      <w:pPr>
-        <w:pStyle w:val="Compact"/>
-        <w:numPr>
-          <w:ilvl w:val="0"/>
-          <w:numId w:val="1005"/>
-        </w:numPr>
-      </w:pPr>
-      <w:r>
-        <w:rPr>
-          <w:b/>
-          <w:bCs/>
-        </w:rPr>
-        <w:t xml:space="preserve">IEP/SPED supports:</w:t>
-      </w:r>
-      <w:r>
-        <w:t xml:space="preserve"> </w:t>
-      </w:r>
-      <w:r>
-        <w:t xml:space="preserve">Pre-fill the</w:t>
-      </w:r>
-      <w:r>
-        <w:t xml:space="preserve"> </w:t>
-      </w:r>
-      <w:r>
-        <w:rPr>
-          <w:i/>
-          <w:iCs/>
-        </w:rPr>
-        <w:t xml:space="preserve">because</w:t>
-      </w:r>
-      <w:r>
-        <w:t xml:space="preserve"> </w:t>
-      </w:r>
-      <w:r>
-        <w:t xml:space="preserve">clause; students complete the</w:t>
-      </w:r>
-      <w:r>
-        <w:t xml:space="preserve"> </w:t>
-      </w:r>
-      <w:r>
-        <w:rPr>
-          <w:i/>
-          <w:iCs/>
-        </w:rPr>
-        <w:t xml:space="preserve">but</w:t>
-      </w:r>
-      <w:r>
-        <w:t xml:space="preserve"> </w:t>
-      </w:r>
-      <w:r>
-        <w:t xml:space="preserve">and</w:t>
-      </w:r>
-      <w:r>
-        <w:t xml:space="preserve"> </w:t>
-      </w:r>
-      <w:r>
-        <w:rPr>
-          <w:i/>
-          <w:iCs/>
-        </w:rPr>
-        <w:t xml:space="preserve">so</w:t>
-      </w:r>
-      <w:r>
-        <w:t xml:space="preserve">. Provide a printed v-t graph template with the y-axis pre-labeled g·t increments (9.8, 19.6, 29.4, …).</w:t>
-      </w:r>
-    </w:p>
-    <w:p>
-      <w:pPr>
-        <w:pStyle w:val="Compact"/>
-        <w:numPr>
-          <w:ilvl w:val="0"/>
-          <w:numId w:val="1005"/>
-        </w:numPr>
-      </w:pPr>
-      <w:r>
-        <w:rPr>
-          <w:b/>
-          <w:bCs/>
-        </w:rPr>
-        <w:t xml:space="preserve">Extensions:</w:t>
-      </w:r>
-      <w:r>
-        <w:t xml:space="preserve"> </w:t>
-      </w:r>
-      <w:r>
-        <w:t xml:space="preserve">Compute how long it would take a feather to reach terminal velocity in air. Or: predict what fraction of the skydiver’s freefall is</w:t>
-      </w:r>
-      <w:r>
-        <w:t xml:space="preserve"> </w:t>
-      </w:r>
-      <w:r>
-        <w:rPr>
-          <w:i/>
-          <w:iCs/>
-        </w:rPr>
-        <w:t xml:space="preserve">true</w:t>
-      </w:r>
-      <w:r>
-        <w:t xml:space="preserve"> </w:t>
-      </w:r>
-      <w:r>
-        <w:t xml:space="preserve">freefall (no air resistance) vs. air-affected motion, and explain reasoning.</w:t>
-      </w:r>
-    </w:p>
-    <w:bookmarkEnd w:id="25"/>
-    <w:bookmarkStart w:id="26" w:name="strategy-spotlight"/>
-    <w:p>
-      <w:pPr>
-        <w:pStyle w:val="Heading2"/>
-      </w:pPr>
-      <w:r>
-        <w:t xml:space="preserve">Strategy Spotlight</w:t>
-      </w:r>
-    </w:p>
-    <w:p>
-      <w:pPr>
-        <w:pStyle w:val="FirstParagraph"/>
-      </w:pPr>
-      <w:r>
-        <w:rPr>
-          <w:b/>
-          <w:bCs/>
-        </w:rPr>
-        <w:t xml:space="preserve">Hochman</w:t>
-      </w:r>
-      <w:r>
-        <w:rPr>
-          <w:b/>
-          <w:bCs/>
-        </w:rPr>
-        <w:t xml:space="preserve"> </w:t>
-      </w:r>
-      <w:r>
-        <w:rPr>
-          <w:b/>
-          <w:bCs/>
-          <w:i/>
-          <w:iCs/>
-        </w:rPr>
-        <w:t xml:space="preserve">because/but/so</w:t>
-      </w:r>
-      <w:r>
-        <w:rPr>
-          <w:b/>
-          <w:bCs/>
-        </w:rPr>
-        <w:t xml:space="preserve"> </w:t>
-      </w:r>
-      <w:r>
-        <w:rPr>
-          <w:b/>
-          <w:bCs/>
-        </w:rPr>
-        <w:t xml:space="preserve">(15 min).</w:t>
-      </w:r>
-    </w:p>
-    <w:p>
-      <w:pPr>
-        <w:pStyle w:val="BodyText"/>
-      </w:pPr>
-      <w:r>
-        <w:t xml:space="preserve">The kernel claim is the misconception itself:</w:t>
-      </w:r>
-      <w:r>
-        <w:t xml:space="preserve"> </w:t>
-      </w:r>
-      <w:r>
-        <w:t xml:space="preserve">“Heavier objects fall faster than lighter ones.”</w:t>
-      </w:r>
-    </w:p>
-    <w:p>
-      <w:pPr>
-        <w:pStyle w:val="BodyText"/>
-      </w:pPr>
-      <w:r>
-        <w:t xml:space="preserve">Distribute a</w:t>
-      </w:r>
-      <w:r>
-        <w:t xml:space="preserve"> </w:t>
-      </w:r>
-      <w:r>
-        <w:rPr>
-          <w:i/>
-          <w:iCs/>
-        </w:rPr>
-        <w:t xml:space="preserve">because/but/so</w:t>
-      </w:r>
-      <w:r>
-        <w:t xml:space="preserve"> </w:t>
-      </w:r>
-      <w:r>
-        <w:t xml:space="preserve">organizer with three sentences to complete:</w:t>
-      </w:r>
-    </w:p>
-    <w:p>
-      <w:pPr>
-        <w:numPr>
-          <w:ilvl w:val="0"/>
-          <w:numId w:val="1006"/>
-        </w:numPr>
-      </w:pPr>
-      <w:r>
-        <w:rPr>
-          <w:b/>
-          <w:bCs/>
-        </w:rPr>
-        <w:t xml:space="preserve">“Heavier objects fall faster than lighter ones,</w:t>
-      </w:r>
-      <w:r>
-        <w:rPr>
-          <w:b/>
-          <w:bCs/>
-        </w:rPr>
-        <w:t xml:space="preserve"> </w:t>
-      </w:r>
-      <w:r>
-        <w:rPr>
-          <w:b/>
-          <w:bCs/>
-          <w:i/>
-          <w:iCs/>
-        </w:rPr>
-        <w:t xml:space="preserve">because</w:t>
-      </w:r>
-      <w:r>
-        <w:rPr>
-          <w:b/>
-          <w:bCs/>
-        </w:rPr>
-        <w:t xml:space="preserve"> </w:t>
-      </w:r>
-      <w:r>
-        <w:rPr>
-          <w:b/>
-          <w:bCs/>
-        </w:rPr>
-        <w:t xml:space="preserve">…”</w:t>
-      </w:r>
-      <w:r>
-        <w:t xml:space="preserve"> </w:t>
-      </w:r>
-      <w:r>
-        <w:t xml:space="preserve">Students fill in the surface reason — typically</w:t>
-      </w:r>
-      <w:r>
-        <w:t xml:space="preserve"> </w:t>
-      </w:r>
-      <w:r>
-        <w:t xml:space="preserve">“they have more weight”</w:t>
-      </w:r>
-      <w:r>
-        <w:t xml:space="preserve"> </w:t>
-      </w:r>
-      <w:r>
-        <w:t xml:space="preserve">or</w:t>
-      </w:r>
-      <w:r>
-        <w:t xml:space="preserve"> </w:t>
-      </w:r>
-      <w:r>
-        <w:t xml:space="preserve">“gravity pulls them harder.”</w:t>
-      </w:r>
-    </w:p>
-    <w:p>
-      <w:pPr>
-        <w:numPr>
-          <w:ilvl w:val="0"/>
-          <w:numId w:val="1006"/>
-        </w:numPr>
-      </w:pPr>
-      <w:r>
-        <w:rPr>
-          <w:b/>
-          <w:bCs/>
-        </w:rPr>
-        <w:t xml:space="preserve">“…</w:t>
-      </w:r>
-      <w:r>
-        <w:rPr>
-          <w:b/>
-          <w:bCs/>
-        </w:rPr>
-        <w:t xml:space="preserve"> </w:t>
-      </w:r>
-      <w:r>
-        <w:rPr>
-          <w:b/>
-          <w:bCs/>
-          <w:i/>
-          <w:iCs/>
-        </w:rPr>
-        <w:t xml:space="preserve">but</w:t>
-      </w:r>
-      <w:r>
-        <w:rPr>
-          <w:b/>
-          <w:bCs/>
-        </w:rPr>
-        <w:t xml:space="preserve"> </w:t>
-      </w:r>
-      <w:r>
-        <w:rPr>
-          <w:b/>
-          <w:bCs/>
-        </w:rPr>
-        <w:t xml:space="preserve">…”</w:t>
-      </w:r>
-      <w:r>
-        <w:t xml:space="preserve"> </w:t>
-      </w:r>
-      <w:r>
-        <w:t xml:space="preserve">Students supply the contrasting evidence —</w:t>
-      </w:r>
-      <w:r>
-        <w:t xml:space="preserve"> </w:t>
-      </w:r>
-      <w:r>
-        <w:t xml:space="preserve">“in a vacuum, all objects fall at the same rate”</w:t>
-      </w:r>
-      <w:r>
-        <w:t xml:space="preserve"> </w:t>
-      </w:r>
-      <w:r>
-        <w:t xml:space="preserve">or</w:t>
-      </w:r>
-      <w:r>
-        <w:t xml:space="preserve"> </w:t>
-      </w:r>
-      <w:r>
-        <w:t xml:space="preserve">“the textbook and crumpled paper hit at the same time.”</w:t>
-      </w:r>
-    </w:p>
-    <w:p>
-      <w:pPr>
-        <w:numPr>
-          <w:ilvl w:val="0"/>
-          <w:numId w:val="1006"/>
-        </w:numPr>
-      </w:pPr>
-      <w:r>
-        <w:rPr>
-          <w:b/>
-          <w:bCs/>
-        </w:rPr>
-        <w:t xml:space="preserve">“…</w:t>
-      </w:r>
-      <w:r>
-        <w:rPr>
-          <w:b/>
-          <w:bCs/>
-        </w:rPr>
-        <w:t xml:space="preserve"> </w:t>
-      </w:r>
-      <w:r>
-        <w:rPr>
-          <w:b/>
-          <w:bCs/>
-          <w:i/>
-          <w:iCs/>
-        </w:rPr>
-        <w:t xml:space="preserve">so</w:t>
-      </w:r>
-      <w:r>
-        <w:rPr>
-          <w:b/>
-          <w:bCs/>
-        </w:rPr>
-        <w:t xml:space="preserve"> </w:t>
-      </w:r>
-      <w:r>
-        <w:rPr>
-          <w:b/>
-          <w:bCs/>
-        </w:rPr>
-        <w:t xml:space="preserve">…”</w:t>
-      </w:r>
-      <w:r>
-        <w:t xml:space="preserve"> </w:t>
-      </w:r>
-      <w:r>
-        <w:t xml:space="preserve">Students reach the corrected conclusion —</w:t>
-      </w:r>
-      <w:r>
-        <w:t xml:space="preserve"> </w:t>
-      </w:r>
-      <w:r>
-        <w:t xml:space="preserve">“the apparent difference is from air resistance, not gravity itself; in true freefall, mass doesn’t matter.”</w:t>
-      </w:r>
-    </w:p>
-    <w:p>
-      <w:pPr>
-        <w:pStyle w:val="FirstParagraph"/>
-      </w:pPr>
-      <w:r>
-        <w:t xml:space="preserve">The full corrected sentence, read aloud at the end, is:</w:t>
-      </w:r>
-    </w:p>
-    <w:p>
-      <w:pPr>
-        <w:pStyle w:val="BlockText"/>
-      </w:pPr>
-      <w:r>
-        <w:t xml:space="preserve">“Heavier objects fall faster than lighter ones</w:t>
-      </w:r>
-      <w:r>
-        <w:t xml:space="preserve"> </w:t>
-      </w:r>
-      <w:r>
-        <w:rPr>
-          <w:b/>
-          <w:bCs/>
-        </w:rPr>
-        <w:t xml:space="preserve">because</w:t>
-      </w:r>
-      <w:r>
-        <w:t xml:space="preserve"> </w:t>
-      </w:r>
-      <w:r>
-        <w:t xml:space="preserve">they have more weight pulling them down,</w:t>
-      </w:r>
-      <w:r>
-        <w:t xml:space="preserve"> </w:t>
-      </w:r>
-      <w:r>
-        <w:rPr>
-          <w:b/>
-          <w:bCs/>
-        </w:rPr>
-        <w:t xml:space="preserve">but</w:t>
-      </w:r>
-      <w:r>
-        <w:t xml:space="preserve"> </w:t>
-      </w:r>
-      <w:r>
-        <w:t xml:space="preserve">in a vacuum (or with negligible air resistance) the textbook and the crumpled paper land at the same time,</w:t>
-      </w:r>
-      <w:r>
-        <w:t xml:space="preserve"> </w:t>
-      </w:r>
-      <w:r>
-        <w:rPr>
-          <w:b/>
-          <w:bCs/>
-        </w:rPr>
-        <w:t xml:space="preserve">so</w:t>
-      </w:r>
-      <w:r>
-        <w:t xml:space="preserve"> </w:t>
-      </w:r>
-      <w:r>
-        <w:t xml:space="preserve">the apparent difference is caused by air resistance, not by gravity itself — every object freely falls with the same acceleration g ≈ 9.8 m/s².”</w:t>
-      </w:r>
-    </w:p>
-    <w:p>
-      <w:pPr>
-        <w:pStyle w:val="FirstParagraph"/>
-      </w:pPr>
-      <w:r>
-        <w:t xml:space="preserve">Have three students read different versions aloud. Discuss which version best convinces a peer who has not yet been to physics class.</w:t>
-      </w:r>
-    </w:p>
-    <w:bookmarkEnd w:id="26"/>
-    <w:bookmarkStart w:id="27" w:name="exit-ticket-closing-reflection"/>
-    <w:p>
-      <w:pPr>
-        <w:pStyle w:val="Heading2"/>
-      </w:pPr>
-      <w:r>
-        <w:t xml:space="preserve">Exit Ticket + Closing Reflection</w:t>
-      </w:r>
-    </w:p>
-    <w:p>
-      <w:pPr>
-        <w:pStyle w:val="FirstParagraph"/>
-      </w:pPr>
-      <w:r>
-        <w:t xml:space="preserve">A pebble is dropped from rest from a 45 m cliff. Ignore air resistance. Use g = 9.8 m/s².</w:t>
-      </w:r>
-    </w:p>
-    <w:p>
-      <w:pPr>
-        <w:pStyle w:val="Compact"/>
-        <w:numPr>
-          <w:ilvl w:val="0"/>
-          <w:numId w:val="1007"/>
-        </w:numPr>
-      </w:pPr>
-      <w:r>
-        <w:t xml:space="preserve">What is its velocity 1 second after release? 2 seconds after?</w:t>
-      </w:r>
-    </w:p>
-    <w:p>
-      <w:pPr>
-        <w:pStyle w:val="Compact"/>
-        <w:numPr>
-          <w:ilvl w:val="0"/>
-          <w:numId w:val="1007"/>
-        </w:numPr>
-      </w:pPr>
-      <w:r>
-        <w:t xml:space="preserve">How long until it hits the ground?</w:t>
-      </w:r>
-    </w:p>
-    <w:p>
-      <w:pPr>
-        <w:pStyle w:val="Compact"/>
-        <w:numPr>
-          <w:ilvl w:val="0"/>
-          <w:numId w:val="1007"/>
-        </w:numPr>
-      </w:pPr>
-      <w:r>
-        <w:t xml:space="preserve">Use because/but/so to explain why a feather dropped from the same cliff in air takes longer than the pebble.</w:t>
-      </w:r>
-    </w:p>
-    <w:p>
-      <w:pPr>
-        <w:pStyle w:val="FirstParagraph"/>
-      </w:pPr>
-      <w:r>
-        <w:rPr>
-          <w:i/>
-          <w:iCs/>
-        </w:rPr>
-        <w:t xml:space="preserve">Closing reflection (30 sec):</w:t>
-      </w:r>
-      <w:r>
-        <w:t xml:space="preserve"> </w:t>
-      </w:r>
-      <w:r>
-        <w:t xml:space="preserve">What is one thing that surprised you today? Who helped you make sense of something?</w:t>
-      </w:r>
-    </w:p>
-    <w:bookmarkEnd w:id="27"/>
-    <w:bookmarkStart w:id="28" w:name="companion-materials"/>
-    <w:p>
-      <w:pPr>
-        <w:pStyle w:val="Heading2"/>
-      </w:pPr>
-      <w:r>
-        <w:t xml:space="preserve">Companion Materials</w:t>
-      </w:r>
-    </w:p>
-    <w:p>
-      <w:pPr>
-        <w:pStyle w:val="Compact"/>
-        <w:numPr>
-          <w:ilvl w:val="0"/>
-          <w:numId w:val="1008"/>
-        </w:numPr>
-      </w:pPr>
-      <w:r>
-        <w:rPr>
-          <w:rStyle w:val="VerbatimChar"/>
-        </w:rPr>
-        <w:t xml:space="preserve">Student_Exploration.html</w:t>
-      </w:r>
-      <w:r>
-        <w:t xml:space="preserve"> </w:t>
-      </w:r>
-      <w:r>
-        <w:t xml:space="preserve">(rich interactive)</w:t>
-      </w:r>
-    </w:p>
-    <w:p>
-      <w:pPr>
-        <w:pStyle w:val="Compact"/>
-        <w:numPr>
-          <w:ilvl w:val="0"/>
-          <w:numId w:val="1008"/>
-        </w:numPr>
-      </w:pPr>
-      <w:r>
-        <w:rPr>
-          <w:rStyle w:val="VerbatimChar"/>
-        </w:rPr>
-        <w:t xml:space="preserve">Student_Exploration.onenote.html</w:t>
-      </w:r>
-      <w:r>
-        <w:t xml:space="preserve"> </w:t>
-      </w:r>
-      <w:r>
-        <w:t xml:space="preserve">(OneNote-paste static)</w:t>
-      </w:r>
-    </w:p>
-    <w:p>
-      <w:pPr>
-        <w:pStyle w:val="Compact"/>
-        <w:numPr>
-          <w:ilvl w:val="0"/>
-          <w:numId w:val="1008"/>
-        </w:numPr>
-      </w:pPr>
-      <w:r>
-        <w:rPr>
-          <w:rStyle w:val="VerbatimChar"/>
-        </w:rPr>
-        <w:t xml:space="preserve">Answer_Key.docx</w:t>
-      </w:r>
-    </w:p>
-    <w:bookmarkEnd w:id="28"/>
-    <w:bookmarkStart w:id="29" w:name="key-vocabulary-max-3"/>
-    <w:p>
-      <w:pPr>
-        <w:pStyle w:val="Heading2"/>
-      </w:pPr>
-      <w:r>
-        <w:t xml:space="preserve">Key Vocabulary (max 3)</w:t>
-      </w:r>
-    </w:p>
-    <w:p>
-      <w:pPr>
-        <w:pStyle w:val="Compact"/>
-        <w:numPr>
-          <w:ilvl w:val="0"/>
-          <w:numId w:val="1009"/>
-        </w:numPr>
-      </w:pPr>
-      <w:r>
-        <w:rPr>
-          <w:b/>
-          <w:bCs/>
-        </w:rPr>
-        <w:t xml:space="preserve">freefall</w:t>
-      </w:r>
-      <w:r>
-        <w:t xml:space="preserve"> </w:t>
-      </w:r>
-      <w:r>
-        <w:t xml:space="preserve">— motion under the influence of gravity alone (air resistance negligible)</w:t>
-      </w:r>
-    </w:p>
-    <w:p>
-      <w:pPr>
-        <w:pStyle w:val="Compact"/>
-        <w:numPr>
-          <w:ilvl w:val="0"/>
-          <w:numId w:val="1009"/>
+          <w:numId w:val="1011"/>
         </w:numPr>
       </w:pPr>
       <w:r>
@@ -2312,7 +3272,7 @@
         <w:pStyle w:val="Compact"/>
         <w:numPr>
           <w:ilvl w:val="0"/>
-          <w:numId w:val="1009"/>
+          <w:numId w:val="1011"/>
         </w:numPr>
       </w:pPr>
       <w:r>
@@ -2329,8 +3289,8 @@
         <w:t xml:space="preserve">— the maximum steady speed an object reaches when air resistance equals gravity (reached only when air resistance is significant)</w:t>
       </w:r>
     </w:p>
-    <w:bookmarkEnd w:id="29"/>
-    <w:bookmarkEnd w:id="30"/>
+    <w:bookmarkEnd w:id="42"/>
+    <w:bookmarkEnd w:id="43"/>
     <w:sectPr>
       <w:pgSz w:h="15840" w:w="12240"/>
       <w:pgMar w:bottom="1152" w:footer="720" w:gutter="0" w:header="720" w:left="1296" w:right="1296" w:top="1152"/>
@@ -2714,176 +3674,6 @@
       <w:rPr>
         <w:rFonts w:ascii="Wingdings" w:hAnsi="Wingdings" w:cs="Wingdings" w:hint="default"/>
       </w:rPr>
-    </w:lvl>
-  </w:abstractNum>
-  <w:abstractNum w:abstractNumId="99411">
-    <w:nsid w:val="00A99411"/>
-    <w:multiLevelType w:val="multilevel"/>
-    <w:lvl w:ilvl="0">
-      <w:start w:val="1"/>
-      <w:numFmt w:val="decimal"/>
-      <w:lvlText w:val="%1."/>
-      <w:lvlJc w:val="left"/>
-      <w:pPr>
-        <w:ind w:left="720" w:hanging="360"/>
-      </w:pPr>
-    </w:lvl>
-    <w:lvl w:ilvl="1">
-      <w:start w:val="1"/>
-      <w:numFmt w:val="decimal"/>
-      <w:lvlText w:val="%2."/>
-      <w:lvlJc w:val="left"/>
-      <w:pPr>
-        <w:ind w:left="1440" w:hanging="360"/>
-      </w:pPr>
-    </w:lvl>
-    <w:lvl w:ilvl="2">
-      <w:start w:val="1"/>
-      <w:numFmt w:val="decimal"/>
-      <w:lvlText w:val="%3."/>
-      <w:lvlJc w:val="left"/>
-      <w:pPr>
-        <w:ind w:left="2160" w:hanging="360"/>
-      </w:pPr>
-    </w:lvl>
-    <w:lvl w:ilvl="3">
-      <w:start w:val="1"/>
-      <w:numFmt w:val="decimal"/>
-      <w:lvlText w:val="%4."/>
-      <w:lvlJc w:val="left"/>
-      <w:pPr>
-        <w:ind w:left="2880" w:hanging="360"/>
-      </w:pPr>
-    </w:lvl>
-    <w:lvl w:ilvl="4">
-      <w:start w:val="1"/>
-      <w:numFmt w:val="decimal"/>
-      <w:lvlText w:val="%5."/>
-      <w:lvlJc w:val="left"/>
-      <w:pPr>
-        <w:ind w:left="3600" w:hanging="360"/>
-      </w:pPr>
-    </w:lvl>
-    <w:lvl w:ilvl="5">
-      <w:start w:val="1"/>
-      <w:numFmt w:val="decimal"/>
-      <w:lvlText w:val="%6."/>
-      <w:lvlJc w:val="left"/>
-      <w:pPr>
-        <w:ind w:left="4320" w:hanging="360"/>
-      </w:pPr>
-    </w:lvl>
-    <w:lvl w:ilvl="6">
-      <w:start w:val="1"/>
-      <w:numFmt w:val="decimal"/>
-      <w:lvlText w:val="%7."/>
-      <w:lvlJc w:val="left"/>
-      <w:pPr>
-        <w:ind w:left="5040" w:hanging="360"/>
-      </w:pPr>
-    </w:lvl>
-    <w:lvl w:ilvl="7">
-      <w:start w:val="1"/>
-      <w:numFmt w:val="decimal"/>
-      <w:lvlText w:val="%8."/>
-      <w:lvlJc w:val="left"/>
-      <w:pPr>
-        <w:ind w:left="5760" w:hanging="360"/>
-      </w:pPr>
-    </w:lvl>
-    <w:lvl w:ilvl="8">
-      <w:start w:val="1"/>
-      <w:numFmt w:val="decimal"/>
-      <w:lvlText w:val="%9."/>
-      <w:lvlJc w:val="left"/>
-      <w:pPr>
-        <w:ind w:left="6480" w:hanging="360"/>
-      </w:pPr>
-    </w:lvl>
-  </w:abstractNum>
-  <w:abstractNum w:abstractNumId="99731">
-    <w:nsid w:val="00A99731"/>
-    <w:multiLevelType w:val="multilevel"/>
-    <w:lvl w:ilvl="0">
-      <w:start w:val="1"/>
-      <w:numFmt w:val="lowerLetter"/>
-      <w:lvlText w:val="(%1)"/>
-      <w:lvlJc w:val="left"/>
-      <w:pPr>
-        <w:ind w:left="720" w:hanging="360"/>
-      </w:pPr>
-    </w:lvl>
-    <w:lvl w:ilvl="1">
-      <w:start w:val="1"/>
-      <w:numFmt w:val="lowerLetter"/>
-      <w:lvlText w:val="(%2)"/>
-      <w:lvlJc w:val="left"/>
-      <w:pPr>
-        <w:ind w:left="1440" w:hanging="360"/>
-      </w:pPr>
-    </w:lvl>
-    <w:lvl w:ilvl="2">
-      <w:start w:val="1"/>
-      <w:numFmt w:val="lowerLetter"/>
-      <w:lvlText w:val="(%3)"/>
-      <w:lvlJc w:val="left"/>
-      <w:pPr>
-        <w:ind w:left="2160" w:hanging="360"/>
-      </w:pPr>
-    </w:lvl>
-    <w:lvl w:ilvl="3">
-      <w:start w:val="1"/>
-      <w:numFmt w:val="lowerLetter"/>
-      <w:lvlText w:val="(%4)"/>
-      <w:lvlJc w:val="left"/>
-      <w:pPr>
-        <w:ind w:left="2880" w:hanging="360"/>
-      </w:pPr>
-    </w:lvl>
-    <w:lvl w:ilvl="4">
-      <w:start w:val="1"/>
-      <w:numFmt w:val="lowerLetter"/>
-      <w:lvlText w:val="(%5)"/>
-      <w:lvlJc w:val="left"/>
-      <w:pPr>
-        <w:ind w:left="3600" w:hanging="360"/>
-      </w:pPr>
-    </w:lvl>
-    <w:lvl w:ilvl="5">
-      <w:start w:val="1"/>
-      <w:numFmt w:val="lowerLetter"/>
-      <w:lvlText w:val="(%6)"/>
-      <w:lvlJc w:val="left"/>
-      <w:pPr>
-        <w:ind w:left="4320" w:hanging="360"/>
-      </w:pPr>
-    </w:lvl>
-    <w:lvl w:ilvl="6">
-      <w:start w:val="1"/>
-      <w:numFmt w:val="lowerLetter"/>
-      <w:lvlText w:val="(%7)"/>
-      <w:lvlJc w:val="left"/>
-      <w:pPr>
-        <w:ind w:left="5040" w:hanging="360"/>
-      </w:pPr>
-    </w:lvl>
-    <w:lvl w:ilvl="7">
-      <w:start w:val="1"/>
-      <w:numFmt w:val="lowerLetter"/>
-      <w:lvlText w:val="(%8)"/>
-      <w:lvlJc w:val="left"/>
-      <w:pPr>
-        <w:ind w:left="5760" w:hanging="360"/>
-      </w:pPr>
-    </w:lvl>
-    <w:lvl w:ilvl="8">
-      <w:start w:val="1"/>
-      <w:numFmt w:val="lowerLetter"/>
-      <w:lvlText w:val="(%9)"/>
-      <w:lvlJc w:val="left"/>
-      <w:pPr>
-        <w:ind w:left="6480" w:hanging="360"/>
-      </w:pPr>
     </w:lvl>
   </w:abstractNum>
   <w:num w:numId="1">
@@ -2932,69 +3722,21 @@
     <w:abstractNumId w:val="991"/>
   </w:num>
   <w:num w:numId="1006">
-    <w:abstractNumId w:val="99411"/>
-    <w:lvlOverride w:ilvl="0">
-      <w:startOverride w:val="1"/>
-    </w:lvlOverride>
-    <w:lvlOverride w:ilvl="1">
-      <w:startOverride w:val="1"/>
-    </w:lvlOverride>
-    <w:lvlOverride w:ilvl="2">
-      <w:startOverride w:val="1"/>
-    </w:lvlOverride>
-    <w:lvlOverride w:ilvl="3">
-      <w:startOverride w:val="1"/>
-    </w:lvlOverride>
-    <w:lvlOverride w:ilvl="4">
-      <w:startOverride w:val="1"/>
-    </w:lvlOverride>
-    <w:lvlOverride w:ilvl="5">
-      <w:startOverride w:val="1"/>
-    </w:lvlOverride>
-    <w:lvlOverride w:ilvl="6">
-      <w:startOverride w:val="1"/>
-    </w:lvlOverride>
-    <w:lvlOverride w:ilvl="7">
-      <w:startOverride w:val="1"/>
-    </w:lvlOverride>
-    <w:lvlOverride w:ilvl="8">
-      <w:startOverride w:val="1"/>
-    </w:lvlOverride>
+    <w:abstractNumId w:val="991"/>
   </w:num>
   <w:num w:numId="1007">
-    <w:abstractNumId w:val="99731"/>
-    <w:lvlOverride w:ilvl="0">
-      <w:startOverride w:val="1"/>
-    </w:lvlOverride>
-    <w:lvlOverride w:ilvl="1">
-      <w:startOverride w:val="1"/>
-    </w:lvlOverride>
-    <w:lvlOverride w:ilvl="2">
-      <w:startOverride w:val="1"/>
-    </w:lvlOverride>
-    <w:lvlOverride w:ilvl="3">
-      <w:startOverride w:val="1"/>
-    </w:lvlOverride>
-    <w:lvlOverride w:ilvl="4">
-      <w:startOverride w:val="1"/>
-    </w:lvlOverride>
-    <w:lvlOverride w:ilvl="5">
-      <w:startOverride w:val="1"/>
-    </w:lvlOverride>
-    <w:lvlOverride w:ilvl="6">
-      <w:startOverride w:val="1"/>
-    </w:lvlOverride>
-    <w:lvlOverride w:ilvl="7">
-      <w:startOverride w:val="1"/>
-    </w:lvlOverride>
-    <w:lvlOverride w:ilvl="8">
-      <w:startOverride w:val="1"/>
-    </w:lvlOverride>
+    <w:abstractNumId w:val="991"/>
   </w:num>
   <w:num w:numId="1008">
     <w:abstractNumId w:val="991"/>
   </w:num>
   <w:num w:numId="1009">
+    <w:abstractNumId w:val="991"/>
+  </w:num>
+  <w:num w:numId="1010">
+    <w:abstractNumId w:val="991"/>
+  </w:num>
+  <w:num w:numId="1011">
     <w:abstractNumId w:val="991"/>
   </w:num>
 </w:numbering>
